--- a/Week5Assignment8.docx
+++ b/Week5Assignment8.docx
@@ -4,31 +4,16 @@
   <w:body>
     <w:p>
       <w:pPr>
-        <w:spacing w:after="0"/>
-      </w:pPr>
-      <w:r>
+        <w:spacing w:after="0" w:line="240" w:lineRule="auto"/>
         <w:rPr>
-          <w:b/>
-          <w:sz w:val="28"/>
+          <w:rFonts w:ascii="Times New Roman" w:hAnsi="Times New Roman" w:cs="Times New Roman"/>
         </w:rPr>
-        <w:t xml:space="preserve"> </w:t>
-      </w:r>
+      </w:pPr>
     </w:p>
     <w:p>
       <w:pPr>
-        <w:spacing w:after="179"/>
-      </w:pPr>
-      <w:r>
-        <w:rPr>
-          <w:sz w:val="20"/>
-        </w:rPr>
-        <w:t xml:space="preserve">  </w:t>
-      </w:r>
-    </w:p>
-    <w:p>
-      <w:pPr>
         <w:pStyle w:val="Heading1"/>
-        <w:spacing w:after="120"/>
+        <w:spacing w:after="0" w:line="240" w:lineRule="auto"/>
         <w:rPr>
           <w:sz w:val="44"/>
           <w:szCs w:val="44"/>
@@ -43,7 +28,16 @@
       </w:r>
     </w:p>
     <w:p>
+      <w:pPr>
+        <w:spacing w:after="0" w:line="240" w:lineRule="auto"/>
+        <w:rPr>
+          <w:rFonts w:ascii="Times New Roman" w:hAnsi="Times New Roman" w:cs="Times New Roman"/>
+        </w:rPr>
+      </w:pPr>
       <w:r>
+        <w:rPr>
+          <w:rFonts w:ascii="Times New Roman" w:hAnsi="Times New Roman" w:cs="Times New Roman"/>
+        </w:rPr>
         <w:t xml:space="preserve"> </w:t>
       </w:r>
     </w:p>
@@ -56,7 +50,7 @@
           <w:bottom w:val="dotted" w:sz="4" w:space="1" w:color="auto"/>
           <w:right w:val="dotted" w:sz="4" w:space="4" w:color="auto"/>
         </w:pBdr>
-        <w:spacing w:after="120"/>
+        <w:spacing w:after="0" w:line="240" w:lineRule="auto"/>
         <w:rPr>
           <w:color w:val="E97132" w:themeColor="accent2"/>
           <w:sz w:val="44"/>
@@ -69,7 +63,15 @@
           <w:sz w:val="44"/>
           <w:szCs w:val="44"/>
         </w:rPr>
-        <w:t>Week 5</w:t>
+        <w:t xml:space="preserve">Week </w:t>
+      </w:r>
+      <w:r>
+        <w:rPr>
+          <w:color w:val="E97132" w:themeColor="accent2"/>
+          <w:sz w:val="44"/>
+          <w:szCs w:val="44"/>
+        </w:rPr>
+        <w:t>5</w:t>
       </w:r>
       <w:r>
         <w:rPr>
@@ -85,7 +87,15 @@
           <w:sz w:val="44"/>
           <w:szCs w:val="44"/>
         </w:rPr>
-        <w:t xml:space="preserve"> 8</w:t>
+        <w:t xml:space="preserve"> </w:t>
+      </w:r>
+      <w:r>
+        <w:rPr>
+          <w:color w:val="E97132" w:themeColor="accent2"/>
+          <w:sz w:val="44"/>
+          <w:szCs w:val="44"/>
+        </w:rPr>
+        <w:t>8</w:t>
       </w:r>
     </w:p>
     <w:p>
@@ -96,6 +106,7 @@
           <w:bottom w:val="dotted" w:sz="4" w:space="1" w:color="auto"/>
           <w:right w:val="dotted" w:sz="4" w:space="4" w:color="auto"/>
         </w:pBdr>
+        <w:spacing w:after="0" w:line="240" w:lineRule="auto"/>
         <w:jc w:val="center"/>
         <w:rPr>
           <w:rFonts w:ascii="Times New Roman" w:hAnsi="Times New Roman" w:cs="Times New Roman"/>
@@ -138,11 +149,15 @@
           <w:bottom w:val="dotted" w:sz="4" w:space="1" w:color="auto"/>
           <w:right w:val="dotted" w:sz="4" w:space="4" w:color="auto"/>
         </w:pBdr>
+        <w:spacing w:after="0" w:line="240" w:lineRule="auto"/>
         <w:jc w:val="center"/>
         <w:rPr>
           <w:rFonts w:ascii="Times New Roman" w:hAnsi="Times New Roman" w:cs="Times New Roman"/>
+          <w:b/>
+          <w:bCs/>
+          <w:color w:val="222222"/>
           <w:sz w:val="32"/>
-          <w:szCs w:val="32"/>
+          <w:shd w:val="clear" w:color="auto" w:fill="FFFFFF"/>
         </w:rPr>
       </w:pPr>
       <w:r>
@@ -150,7 +165,7 @@
           <w:rFonts w:ascii="Times New Roman" w:hAnsi="Times New Roman" w:cs="Times New Roman"/>
           <w:b/>
           <w:bCs/>
-          <w:sz w:val="32"/>
+          <w:sz w:val="36"/>
           <w:szCs w:val="32"/>
         </w:rPr>
         <w:t>Student ID:</w:t>
@@ -158,7 +173,7 @@
       <w:r>
         <w:rPr>
           <w:rFonts w:ascii="Times New Roman" w:hAnsi="Times New Roman" w:cs="Times New Roman"/>
-          <w:sz w:val="32"/>
+          <w:sz w:val="36"/>
           <w:szCs w:val="32"/>
         </w:rPr>
         <w:t xml:space="preserve"> </w:t>
@@ -166,70 +181,90 @@
       <w:r>
         <w:rPr>
           <w:rFonts w:ascii="Times New Roman" w:hAnsi="Times New Roman" w:cs="Times New Roman"/>
+          <w:b/>
+          <w:bCs/>
+          <w:color w:val="222222"/>
+          <w:sz w:val="24"/>
+          <w:shd w:val="clear" w:color="auto" w:fill="FFFFFF"/>
+        </w:rPr>
+        <w:t> </w:t>
+      </w:r>
+      <w:r>
+        <w:rPr>
+          <w:rFonts w:ascii="Times New Roman" w:hAnsi="Times New Roman" w:cs="Times New Roman"/>
+          <w:b/>
+          <w:bCs/>
+          <w:color w:val="222222"/>
           <w:sz w:val="32"/>
-          <w:szCs w:val="32"/>
+          <w:shd w:val="clear" w:color="auto" w:fill="FFFFFF"/>
         </w:rPr>
         <w:t>ADC-CSS02-25051</w:t>
       </w:r>
     </w:p>
     <w:p>
       <w:pPr>
-        <w:pStyle w:val="NoSpacing"/>
-      </w:pPr>
+        <w:pStyle w:val="Heading1"/>
+        <w:spacing w:line="240" w:lineRule="auto"/>
+        <w:rPr>
+          <w:sz w:val="48"/>
+        </w:rPr>
+      </w:pPr>
+      <w:r>
+        <w:t>AZ-500 Learning Path</w:t>
+      </w:r>
     </w:p>
     <w:p>
       <w:pPr>
         <w:pStyle w:val="Heading2"/>
+        <w:spacing w:after="0" w:line="240" w:lineRule="auto"/>
+        <w:rPr>
+          <w:rFonts w:ascii="Times New Roman" w:hAnsi="Times New Roman" w:cs="Times New Roman"/>
+        </w:rPr>
       </w:pPr>
       <w:r>
+        <w:rPr>
+          <w:rFonts w:ascii="Times New Roman" w:hAnsi="Times New Roman" w:cs="Times New Roman"/>
+        </w:rPr>
         <w:t>Introduction</w:t>
       </w:r>
     </w:p>
     <w:p>
       <w:pPr>
-        <w:spacing w:after="0"/>
-        <w:contextualSpacing/>
+        <w:rPr>
+          <w:rFonts w:ascii="Times New Roman" w:hAnsi="Times New Roman" w:cs="Times New Roman"/>
+        </w:rPr>
       </w:pPr>
       <w:r>
-        <w:t xml:space="preserve">This week I worked through the SC-900 Learning Path: </w:t>
+        <w:rPr>
+          <w:rFonts w:ascii="Times New Roman" w:hAnsi="Times New Roman" w:cs="Times New Roman"/>
+        </w:rPr>
+        <w:t xml:space="preserve">In this task, the focus is on securing identity and access within Microsoft Azure—one of the most critical areas in cloud security. We will explore two key modules: </w:t>
       </w:r>
       <w:r>
-        <w:t>Microsoft Security, Complian</w:t>
-      </w:r>
-      <w:bookmarkStart w:id="0" w:name="_GoBack"/>
-      <w:bookmarkEnd w:id="0"/>
-      <w:r>
-        <w:t>ce, and Identity Fundamentals: Describe the concepts of security, compliance, and identity</w:t>
+        <w:rPr>
+          <w:rStyle w:val="Strong"/>
+          <w:rFonts w:ascii="Times New Roman" w:hAnsi="Times New Roman" w:cs="Times New Roman"/>
+        </w:rPr>
+        <w:t>"Manage security controls for identity and access"</w:t>
       </w:r>
       <w:r>
-        <w:t>. It consisted of 2 modules:</w:t>
-      </w:r>
-    </w:p>
-    <w:p>
-      <w:pPr>
-        <w:pStyle w:val="ListParagraph"/>
-        <w:numPr>
-          <w:ilvl w:val="0"/>
-          <w:numId w:val="2"/>
-        </w:numPr>
-      </w:pPr>
-      <w:r>
-        <w:t>Describe security and compliance concepts</w:t>
-      </w:r>
-    </w:p>
-    <w:p>
-      <w:pPr>
-        <w:pStyle w:val="ListParagraph"/>
-        <w:numPr>
-          <w:ilvl w:val="0"/>
-          <w:numId w:val="2"/>
-        </w:numPr>
-      </w:pPr>
-      <w:r>
-        <w:t>Describe identity concepts</w:t>
+        <w:rPr>
+          <w:rFonts w:ascii="Times New Roman" w:hAnsi="Times New Roman" w:cs="Times New Roman"/>
+        </w:rPr>
+        <w:t xml:space="preserve"> and </w:t>
       </w:r>
       <w:r>
-        <w:t xml:space="preserve"> </w:t>
+        <w:rPr>
+          <w:rStyle w:val="Strong"/>
+          <w:rFonts w:ascii="Times New Roman" w:hAnsi="Times New Roman" w:cs="Times New Roman"/>
+        </w:rPr>
+        <w:t>"Manage Microsoft Entra application access."</w:t>
+      </w:r>
+      <w:r>
+        <w:rPr>
+          <w:rFonts w:ascii="Times New Roman" w:hAnsi="Times New Roman" w:cs="Times New Roman"/>
+        </w:rPr>
+        <w:t xml:space="preserve"> These modules provide practical guidance on implementing secure authentication methods such as multifactor authentication (MFA), configuring conditional access policies to manage risk-based access, and protecting user accounts from identity-based threats. Additionally, we will learn how to register and manage enterprise applications in Microsoft Entra ID (formerly Azure Active Directory), assign and control app permissions, and enforce governance using features like consent policies and application proxy. Mastering these concepts is essential for designing a resilient identity infrastructure that ensures only authorized users have appropriate access to cloud resources.</w:t>
       </w:r>
     </w:p>
     <w:p>
@@ -243,112 +278,43 @@
     <w:p>
       <w:pPr>
         <w:pStyle w:val="Heading3"/>
-        <w:numPr>
-          <w:ilvl w:val="0"/>
-          <w:numId w:val="6"/>
-        </w:numPr>
-        <w:ind w:left="284" w:hanging="294"/>
       </w:pPr>
       <w:r>
-        <w:t>Describe security and compliance concepts</w:t>
+        <w:t>Manage security controls for identity and access</w:t>
       </w:r>
     </w:p>
     <w:p>
-      <w:r>
-        <w:t>This module delved into</w:t>
-      </w:r>
-      <w:r>
-        <w:t xml:space="preserve"> common security and compliance concepts that are foundational to Microsoft solutions. Topics </w:t>
-      </w:r>
-      <w:r>
-        <w:t xml:space="preserve">I explored </w:t>
-      </w:r>
-      <w:r>
-        <w:t>include</w:t>
-      </w:r>
-      <w:r>
-        <w:t>:</w:t>
-      </w:r>
-      <w:r>
-        <w:t xml:space="preserve"> the shared responsibility </w:t>
-      </w:r>
-      <w:r>
-        <w:t xml:space="preserve">model </w:t>
-      </w:r>
-      <w:r>
-        <w:t>and Zero Trust models, encryption</w:t>
-      </w:r>
-      <w:r>
-        <w:t xml:space="preserve"> and hashing</w:t>
-      </w:r>
-      <w:r>
-        <w:t xml:space="preserve">, </w:t>
-      </w:r>
-      <w:r>
-        <w:t xml:space="preserve">governance, risk and compliance, </w:t>
-      </w:r>
-      <w:r>
-        <w:t>data residency and data sovereignty</w:t>
-      </w:r>
-      <w:r>
-        <w:t>.</w:t>
-      </w:r>
-      <w:r>
-        <w:t xml:space="preserve"> </w:t>
-      </w:r>
-    </w:p>
-    <w:p>
-      <w:r>
-        <w:t xml:space="preserve">I completed the module assessment and passed as shown below. I shared my achievement on Linked In and started building my </w:t>
-      </w:r>
-      <w:r>
-        <w:t xml:space="preserve">visibility. </w:t>
-      </w:r>
-    </w:p>
-    <w:p>
-      <w:r>
-        <w:rPr>
-          <w:b/>
-          <w:bCs/>
-        </w:rPr>
-        <w:t>Verification link</w:t>
-      </w:r>
-      <w:r>
-        <w:rPr>
-          <w:b/>
-          <w:bCs/>
-        </w:rPr>
-        <w:t>:</w:t>
-      </w:r>
-      <w:r>
-        <w:t xml:space="preserve"> </w:t>
-      </w:r>
+      <w:pPr>
+        <w:spacing w:line="240" w:lineRule="auto"/>
+      </w:pPr>
       <w:hyperlink r:id="rId7" w:history="1">
         <w:r>
           <w:rPr>
             <w:rStyle w:val="Hyperlink"/>
+            <w:rFonts w:ascii="Times New Roman" w:hAnsi="Times New Roman" w:cs="Times New Roman"/>
           </w:rPr>
-          <w:t>https://learn.microsoft.com/en-us/users/paulamusuva/achievements/hrvugrw8</w:t>
+          <w:t>https://learn.microsoft.com/api/achievements/share/en-us/DeborahBinyanya-1253/W2SY7A3N?sharingId=BBBCB3F098199A41</w:t>
         </w:r>
       </w:hyperlink>
       <w:r>
+        <w:rPr>
+          <w:rFonts w:ascii="Times New Roman" w:hAnsi="Times New Roman" w:cs="Times New Roman"/>
+        </w:rPr>
         <w:t xml:space="preserve"> </w:t>
       </w:r>
-    </w:p>
-    <w:p>
-      <w:pPr>
-        <w:jc w:val="center"/>
-      </w:pPr>
       <w:r>
         <w:rPr>
+          <w:rFonts w:ascii="Times New Roman" w:hAnsi="Times New Roman" w:cs="Times New Roman"/>
           <w:noProof/>
+          <w:sz w:val="44"/>
+          <w:szCs w:val="32"/>
           <w:lang w:val="en-US" w:eastAsia="en-US"/>
         </w:rPr>
         <w:drawing>
-          <wp:inline distT="0" distB="0" distL="0" distR="0" wp14:anchorId="31991EC8" wp14:editId="55BD1C10">
-            <wp:extent cx="5557330" cy="2385060"/>
-            <wp:effectExtent l="0" t="0" r="5715" b="0"/>
-            <wp:docPr id="812167212" name="Picture 1"/>
+          <wp:inline distT="0" distB="0" distL="0" distR="0" wp14:anchorId="01EF5EAD" wp14:editId="1033C975">
+            <wp:extent cx="5724525" cy="3220085"/>
+            <wp:effectExtent l="0" t="0" r="9525" b="0"/>
+            <wp:docPr id="1" name="Picture 1"/>
             <wp:cNvGraphicFramePr>
               <a:graphicFrameLocks xmlns:a="http://schemas.openxmlformats.org/drawingml/2006/main" noChangeAspect="1"/>
             </wp:cNvGraphicFramePr>
@@ -356,11 +322,17 @@
               <a:graphicData uri="http://schemas.openxmlformats.org/drawingml/2006/picture">
                 <pic:pic xmlns:pic="http://schemas.openxmlformats.org/drawingml/2006/picture">
                   <pic:nvPicPr>
-                    <pic:cNvPr id="812167212" name=""/>
+                    <pic:cNvPr id="1" name=""/>
                     <pic:cNvPicPr/>
                   </pic:nvPicPr>
                   <pic:blipFill>
-                    <a:blip r:embed="rId8"/>
+                    <a:blip r:embed="rId8" cstate="print">
+                      <a:extLst>
+                        <a:ext uri="{28A0092B-C50C-407E-A947-70E740481C1C}">
+                          <a14:useLocalDpi xmlns:a14="http://schemas.microsoft.com/office/drawing/2010/main" val="0"/>
+                        </a:ext>
+                      </a:extLst>
+                    </a:blip>
                     <a:stretch>
                       <a:fillRect/>
                     </a:stretch>
@@ -368,7 +340,7 @@
                   <pic:spPr>
                     <a:xfrm>
                       <a:off x="0" y="0"/>
-                      <a:ext cx="5567689" cy="2389506"/>
+                      <a:ext cx="5724525" cy="3220085"/>
                     </a:xfrm>
                     <a:prstGeom prst="rect">
                       <a:avLst/>
@@ -383,68 +355,22 @@
     </w:p>
     <w:p>
       <w:pPr>
-        <w:jc w:val="center"/>
-      </w:pPr>
-    </w:p>
-    <w:p>
-      <w:pPr>
         <w:pStyle w:val="Heading3"/>
-        <w:numPr>
-          <w:ilvl w:val="0"/>
-          <w:numId w:val="6"/>
-        </w:numPr>
-        <w:ind w:left="284" w:hanging="294"/>
       </w:pPr>
       <w:r>
-        <w:lastRenderedPageBreak/>
-        <w:t>Describe identity concepts</w:t>
+        <w:t>Manage Microsoft Entra application access</w:t>
       </w:r>
     </w:p>
     <w:p>
-      <w:r>
-        <w:t>This module covered</w:t>
-      </w:r>
-      <w:r>
-        <w:t xml:space="preserve"> key concepts of authentication and authorization and why identity is important in securing corporate resources</w:t>
-      </w:r>
-      <w:r>
-        <w:t xml:space="preserve">. I learnt about Identity </w:t>
-      </w:r>
-      <w:r>
-        <w:t>Providers,</w:t>
-      </w:r>
-      <w:r>
-        <w:t xml:space="preserve"> and I was able to understand the difference between Entra and Active Directory</w:t>
-      </w:r>
-      <w:r>
-        <w:t>.</w:t>
-      </w:r>
-      <w:r>
-        <w:t xml:space="preserve"> I also learned about the concept of Federation and Single Sign On (SSO). </w:t>
-      </w:r>
-    </w:p>
-    <w:p>
-      <w:r>
-        <w:t xml:space="preserve">I completed the module assessment and passed as shown below. I shared my achievement on Linked In and started building my visibility. </w:t>
-      </w:r>
-    </w:p>
-    <w:p>
-      <w:r>
-        <w:rPr>
-          <w:b/>
-          <w:bCs/>
-        </w:rPr>
-        <w:t>Verification link:</w:t>
-      </w:r>
-      <w:r>
-        <w:t xml:space="preserve"> </w:t>
-      </w:r>
+      <w:pPr>
+        <w:spacing w:line="240" w:lineRule="auto"/>
+      </w:pPr>
       <w:hyperlink r:id="rId9" w:history="1">
         <w:r>
           <w:rPr>
             <w:rStyle w:val="Hyperlink"/>
           </w:rPr>
-          <w:t>https://learn.microsoft.com/en-us/users/paulamusuva/achievements/fmapb3mx</w:t>
+          <w:t>https://learn.microsoft.com/api/achievements/share/en-us/DeborahBinyanya-1253/QSNKT45E?sharingId=BBBCB3F098199A41</w:t>
         </w:r>
       </w:hyperlink>
       <w:r>
@@ -453,7 +379,7 @@
     </w:p>
     <w:p>
       <w:pPr>
-        <w:jc w:val="center"/>
+        <w:spacing w:line="240" w:lineRule="auto"/>
       </w:pPr>
       <w:r>
         <w:rPr>
@@ -461,10 +387,10 @@
           <w:lang w:val="en-US" w:eastAsia="en-US"/>
         </w:rPr>
         <w:drawing>
-          <wp:inline distT="0" distB="0" distL="0" distR="0" wp14:anchorId="44BE69A3" wp14:editId="192CF70B">
-            <wp:extent cx="5384714" cy="2354580"/>
-            <wp:effectExtent l="0" t="0" r="6985" b="7620"/>
-            <wp:docPr id="77349291" name="Picture 1"/>
+          <wp:inline distT="0" distB="0" distL="0" distR="0" wp14:anchorId="4DA23727" wp14:editId="470E53A5">
+            <wp:extent cx="5724525" cy="3220085"/>
+            <wp:effectExtent l="0" t="0" r="9525" b="0"/>
+            <wp:docPr id="2" name="Picture 2"/>
             <wp:cNvGraphicFramePr>
               <a:graphicFrameLocks xmlns:a="http://schemas.openxmlformats.org/drawingml/2006/main" noChangeAspect="1"/>
             </wp:cNvGraphicFramePr>
@@ -472,11 +398,17 @@
               <a:graphicData uri="http://schemas.openxmlformats.org/drawingml/2006/picture">
                 <pic:pic xmlns:pic="http://schemas.openxmlformats.org/drawingml/2006/picture">
                   <pic:nvPicPr>
-                    <pic:cNvPr id="77349291" name=""/>
+                    <pic:cNvPr id="2" name=""/>
                     <pic:cNvPicPr/>
                   </pic:nvPicPr>
                   <pic:blipFill>
-                    <a:blip r:embed="rId10"/>
+                    <a:blip r:embed="rId10" cstate="print">
+                      <a:extLst>
+                        <a:ext uri="{28A0092B-C50C-407E-A947-70E740481C1C}">
+                          <a14:useLocalDpi xmlns:a14="http://schemas.microsoft.com/office/drawing/2010/main" val="0"/>
+                        </a:ext>
+                      </a:extLst>
+                    </a:blip>
                     <a:stretch>
                       <a:fillRect/>
                     </a:stretch>
@@ -484,7 +416,7 @@
                   <pic:spPr>
                     <a:xfrm>
                       <a:off x="0" y="0"/>
-                      <a:ext cx="5389374" cy="2356618"/>
+                      <a:ext cx="5724525" cy="3220085"/>
                     </a:xfrm>
                     <a:prstGeom prst="rect">
                       <a:avLst/>
@@ -499,38 +431,98 @@
     </w:p>
     <w:p>
       <w:pPr>
+        <w:pStyle w:val="Heading3"/>
+      </w:pPr>
+      <w:r>
+        <w:t>AZ-500: Secure identity and access</w:t>
+      </w:r>
+    </w:p>
+    <w:p>
+      <w:pPr>
+        <w:spacing w:line="240" w:lineRule="auto"/>
+      </w:pPr>
+      <w:hyperlink r:id="rId11" w:history="1">
+        <w:r>
+          <w:rPr>
+            <w:rStyle w:val="Hyperlink"/>
+          </w:rPr>
+          <w:t>https://learn.microsoft.com/api/achievements/share/en-us/DeborahBinyanya-1253/URBWY8R3?sharingId=BBBCB3F098199A41</w:t>
+        </w:r>
+      </w:hyperlink>
+      <w:r>
+        <w:t xml:space="preserve"> </w:t>
+      </w:r>
+      <w:bookmarkStart w:id="0" w:name="_GoBack"/>
+      <w:bookmarkEnd w:id="0"/>
+    </w:p>
+    <w:p>
+      <w:pPr>
         <w:pStyle w:val="Heading2"/>
+        <w:spacing w:after="0" w:line="240" w:lineRule="auto"/>
+        <w:rPr>
+          <w:rFonts w:ascii="Times New Roman" w:hAnsi="Times New Roman" w:cs="Times New Roman"/>
+        </w:rPr>
       </w:pPr>
       <w:r>
+        <w:rPr>
+          <w:rFonts w:ascii="Times New Roman" w:hAnsi="Times New Roman" w:cs="Times New Roman"/>
+        </w:rPr>
         <w:t>Conclusion</w:t>
       </w:r>
     </w:p>
     <w:p>
+      <w:pPr>
+        <w:spacing w:before="100" w:beforeAutospacing="1" w:after="100" w:afterAutospacing="1" w:line="240" w:lineRule="auto"/>
+        <w:rPr>
+          <w:rFonts w:ascii="Times New Roman" w:eastAsia="Times New Roman" w:hAnsi="Times New Roman" w:cs="Times New Roman"/>
+          <w:color w:val="auto"/>
+          <w:kern w:val="0"/>
+          <w:szCs w:val="22"/>
+          <w:lang w:val="en-US" w:eastAsia="en-US"/>
+          <w14:ligatures w14:val="none"/>
+        </w:rPr>
+      </w:pPr>
       <w:r>
-        <w:t xml:space="preserve">This week I gained a good grounding on the introductory concepts relating </w:t>
-      </w:r>
-      <w:r>
-        <w:t>security, compliance, and identity</w:t>
-      </w:r>
-      <w:r>
-        <w:t xml:space="preserve"> and I am getting a better understanding that I can build on as we work on more advanced concepts in later weeks. I had not done a Microsoft learning path before so I am excited with my achievements and I am keen to share my progress and build on it on Social Media.</w:t>
+        <w:rPr>
+          <w:rFonts w:ascii="Times New Roman" w:eastAsia="Times New Roman" w:hAnsi="Times New Roman" w:cs="Times New Roman"/>
+          <w:color w:val="auto"/>
+          <w:kern w:val="0"/>
+          <w:szCs w:val="22"/>
+          <w:lang w:val="en-US" w:eastAsia="en-US"/>
+          <w14:ligatures w14:val="none"/>
+        </w:rPr>
+        <w:t xml:space="preserve">By completing these modules, I’ve gained valuable knowledge on how to secure identities and manage application access in Microsoft Azure. I learnt how to implement robust authentication methods, apply conditional access to control entry points, and respond to identity-based risks using Microsoft Entra features. Additionally, I explored how to manage and secure enterprise applications—registering them, controlling permissions, and enabling secure access. These capabilities are crucial for maintaining a strong security posture in the cloud and ensuring that access to resources is both secure and well-managed. </w:t>
       </w:r>
     </w:p>
     <w:p>
       <w:pPr>
-        <w:spacing w:after="0"/>
-        <w:ind w:right="265"/>
-        <w:jc w:val="right"/>
+        <w:spacing w:line="240" w:lineRule="auto"/>
+        <w:rPr>
+          <w:rFonts w:ascii="Times New Roman" w:hAnsi="Times New Roman" w:cs="Times New Roman"/>
+        </w:rPr>
       </w:pPr>
     </w:p>
     <w:p>
       <w:pPr>
-        <w:spacing w:after="116"/>
+        <w:spacing w:after="0" w:line="240" w:lineRule="auto"/>
+        <w:ind w:right="265"/>
+        <w:rPr>
+          <w:rFonts w:ascii="Times New Roman" w:hAnsi="Times New Roman" w:cs="Times New Roman"/>
+        </w:rPr>
+      </w:pPr>
+    </w:p>
+    <w:p>
+      <w:pPr>
+        <w:spacing w:after="0" w:line="240" w:lineRule="auto"/>
         <w:ind w:right="260"/>
         <w:jc w:val="right"/>
+        <w:rPr>
+          <w:rFonts w:ascii="Times New Roman" w:hAnsi="Times New Roman" w:cs="Times New Roman"/>
+        </w:rPr>
       </w:pPr>
       <w:r>
         <w:rPr>
+          <w:rFonts w:ascii="Times New Roman" w:hAnsi="Times New Roman" w:cs="Times New Roman"/>
           <w:b/>
           <w:sz w:val="24"/>
         </w:rPr>
@@ -539,10 +531,14 @@
     </w:p>
     <w:p>
       <w:pPr>
-        <w:spacing w:after="183"/>
+        <w:spacing w:after="0" w:line="240" w:lineRule="auto"/>
+        <w:rPr>
+          <w:rFonts w:ascii="Times New Roman" w:hAnsi="Times New Roman" w:cs="Times New Roman"/>
+        </w:rPr>
       </w:pPr>
       <w:r>
         <w:rPr>
+          <w:rFonts w:ascii="Times New Roman" w:hAnsi="Times New Roman" w:cs="Times New Roman"/>
           <w:b/>
           <w:sz w:val="24"/>
         </w:rPr>
@@ -551,15 +547,18 @@
     </w:p>
     <w:p>
       <w:pPr>
-        <w:spacing w:after="0"/>
+        <w:spacing w:after="0" w:line="240" w:lineRule="auto"/>
         <w:ind w:right="315"/>
         <w:jc w:val="right"/>
+        <w:rPr>
+          <w:rFonts w:ascii="Times New Roman" w:hAnsi="Times New Roman" w:cs="Times New Roman"/>
+        </w:rPr>
       </w:pPr>
     </w:p>
     <w:sectPr>
-      <w:headerReference w:type="even" r:id="rId11"/>
-      <w:headerReference w:type="default" r:id="rId12"/>
-      <w:headerReference w:type="first" r:id="rId13"/>
+      <w:headerReference w:type="even" r:id="rId12"/>
+      <w:headerReference w:type="default" r:id="rId13"/>
+      <w:headerReference w:type="first" r:id="rId14"/>
       <w:pgSz w:w="11906" w:h="16841"/>
       <w:pgMar w:top="1440" w:right="1451" w:bottom="1310" w:left="1440" w:header="126" w:footer="720" w:gutter="0"/>
       <w:cols w:space="720"/>
@@ -1217,6 +1216,119 @@
 <file path=word/numbering.xml><?xml version="1.0" encoding="utf-8"?>
 <w:numbering xmlns:wpc="http://schemas.microsoft.com/office/word/2010/wordprocessingCanvas" xmlns:mc="http://schemas.openxmlformats.org/markup-compatibility/2006" xmlns:o="urn:schemas-microsoft-com:office:office" xmlns:r="http://schemas.openxmlformats.org/officeDocument/2006/relationships" xmlns:m="http://schemas.openxmlformats.org/officeDocument/2006/math" xmlns:v="urn:schemas-microsoft-com:vml" xmlns:wp14="http://schemas.microsoft.com/office/word/2010/wordprocessingDrawing" xmlns:wp="http://schemas.openxmlformats.org/drawingml/2006/wordprocessingDrawing" xmlns:w10="urn:schemas-microsoft-com:office:word" xmlns:w="http://schemas.openxmlformats.org/wordprocessingml/2006/main" xmlns:w14="http://schemas.microsoft.com/office/word/2010/wordml" xmlns:w15="http://schemas.microsoft.com/office/word/2012/wordml" xmlns:wpg="http://schemas.microsoft.com/office/word/2010/wordprocessingGroup" xmlns:wpi="http://schemas.microsoft.com/office/word/2010/wordprocessingInk" xmlns:wne="http://schemas.microsoft.com/office/word/2006/wordml" xmlns:wps="http://schemas.microsoft.com/office/word/2010/wordprocessingShape" mc:Ignorable="w14 w15 wp14">
   <w:abstractNum w:abstractNumId="0" w15:restartNumberingAfterBreak="0">
+    <w:nsid w:val="00392A87"/>
+    <w:multiLevelType w:val="multilevel"/>
+    <w:tmpl w:val="5E1855DA"/>
+    <w:lvl w:ilvl="0">
+      <w:start w:val="1"/>
+      <w:numFmt w:val="decimal"/>
+      <w:lvlText w:val="%1."/>
+      <w:lvlJc w:val="left"/>
+      <w:pPr>
+        <w:tabs>
+          <w:tab w:val="num" w:pos="720"/>
+        </w:tabs>
+        <w:ind w:left="720" w:hanging="360"/>
+      </w:pPr>
+    </w:lvl>
+    <w:lvl w:ilvl="1" w:tentative="1">
+      <w:start w:val="1"/>
+      <w:numFmt w:val="decimal"/>
+      <w:lvlText w:val="%2."/>
+      <w:lvlJc w:val="left"/>
+      <w:pPr>
+        <w:tabs>
+          <w:tab w:val="num" w:pos="1440"/>
+        </w:tabs>
+        <w:ind w:left="1440" w:hanging="360"/>
+      </w:pPr>
+    </w:lvl>
+    <w:lvl w:ilvl="2" w:tentative="1">
+      <w:start w:val="1"/>
+      <w:numFmt w:val="decimal"/>
+      <w:lvlText w:val="%3."/>
+      <w:lvlJc w:val="left"/>
+      <w:pPr>
+        <w:tabs>
+          <w:tab w:val="num" w:pos="2160"/>
+        </w:tabs>
+        <w:ind w:left="2160" w:hanging="360"/>
+      </w:pPr>
+    </w:lvl>
+    <w:lvl w:ilvl="3" w:tentative="1">
+      <w:start w:val="1"/>
+      <w:numFmt w:val="decimal"/>
+      <w:lvlText w:val="%4."/>
+      <w:lvlJc w:val="left"/>
+      <w:pPr>
+        <w:tabs>
+          <w:tab w:val="num" w:pos="2880"/>
+        </w:tabs>
+        <w:ind w:left="2880" w:hanging="360"/>
+      </w:pPr>
+    </w:lvl>
+    <w:lvl w:ilvl="4" w:tentative="1">
+      <w:start w:val="1"/>
+      <w:numFmt w:val="decimal"/>
+      <w:lvlText w:val="%5."/>
+      <w:lvlJc w:val="left"/>
+      <w:pPr>
+        <w:tabs>
+          <w:tab w:val="num" w:pos="3600"/>
+        </w:tabs>
+        <w:ind w:left="3600" w:hanging="360"/>
+      </w:pPr>
+    </w:lvl>
+    <w:lvl w:ilvl="5" w:tentative="1">
+      <w:start w:val="1"/>
+      <w:numFmt w:val="decimal"/>
+      <w:lvlText w:val="%6."/>
+      <w:lvlJc w:val="left"/>
+      <w:pPr>
+        <w:tabs>
+          <w:tab w:val="num" w:pos="4320"/>
+        </w:tabs>
+        <w:ind w:left="4320" w:hanging="360"/>
+      </w:pPr>
+    </w:lvl>
+    <w:lvl w:ilvl="6" w:tentative="1">
+      <w:start w:val="1"/>
+      <w:numFmt w:val="decimal"/>
+      <w:lvlText w:val="%7."/>
+      <w:lvlJc w:val="left"/>
+      <w:pPr>
+        <w:tabs>
+          <w:tab w:val="num" w:pos="5040"/>
+        </w:tabs>
+        <w:ind w:left="5040" w:hanging="360"/>
+      </w:pPr>
+    </w:lvl>
+    <w:lvl w:ilvl="7" w:tentative="1">
+      <w:start w:val="1"/>
+      <w:numFmt w:val="decimal"/>
+      <w:lvlText w:val="%8."/>
+      <w:lvlJc w:val="left"/>
+      <w:pPr>
+        <w:tabs>
+          <w:tab w:val="num" w:pos="5760"/>
+        </w:tabs>
+        <w:ind w:left="5760" w:hanging="360"/>
+      </w:pPr>
+    </w:lvl>
+    <w:lvl w:ilvl="8" w:tentative="1">
+      <w:start w:val="1"/>
+      <w:numFmt w:val="decimal"/>
+      <w:lvlText w:val="%9."/>
+      <w:lvlJc w:val="left"/>
+      <w:pPr>
+        <w:tabs>
+          <w:tab w:val="num" w:pos="6480"/>
+        </w:tabs>
+        <w:ind w:left="6480" w:hanging="360"/>
+      </w:pPr>
+    </w:lvl>
+  </w:abstractNum>
+  <w:abstractNum w:abstractNumId="1" w15:restartNumberingAfterBreak="0">
     <w:nsid w:val="04846175"/>
     <w:multiLevelType w:val="hybridMultilevel"/>
     <w:tmpl w:val="0ACA2792"/>
@@ -1305,7 +1417,156 @@
       </w:pPr>
     </w:lvl>
   </w:abstractNum>
-  <w:abstractNum w:abstractNumId="1" w15:restartNumberingAfterBreak="0">
+  <w:abstractNum w:abstractNumId="2" w15:restartNumberingAfterBreak="0">
+    <w:nsid w:val="1370532C"/>
+    <w:multiLevelType w:val="multilevel"/>
+    <w:tmpl w:val="F96064A8"/>
+    <w:lvl w:ilvl="0">
+      <w:start w:val="1"/>
+      <w:numFmt w:val="bullet"/>
+      <w:lvlText w:val=""/>
+      <w:lvlJc w:val="left"/>
+      <w:pPr>
+        <w:tabs>
+          <w:tab w:val="num" w:pos="720"/>
+        </w:tabs>
+        <w:ind w:left="720" w:hanging="360"/>
+      </w:pPr>
+      <w:rPr>
+        <w:rFonts w:ascii="Symbol" w:hAnsi="Symbol" w:hint="default"/>
+        <w:sz w:val="20"/>
+      </w:rPr>
+    </w:lvl>
+    <w:lvl w:ilvl="1" w:tentative="1">
+      <w:start w:val="1"/>
+      <w:numFmt w:val="bullet"/>
+      <w:lvlText w:val="o"/>
+      <w:lvlJc w:val="left"/>
+      <w:pPr>
+        <w:tabs>
+          <w:tab w:val="num" w:pos="1440"/>
+        </w:tabs>
+        <w:ind w:left="1440" w:hanging="360"/>
+      </w:pPr>
+      <w:rPr>
+        <w:rFonts w:ascii="Courier New" w:hAnsi="Courier New" w:hint="default"/>
+        <w:sz w:val="20"/>
+      </w:rPr>
+    </w:lvl>
+    <w:lvl w:ilvl="2" w:tentative="1">
+      <w:start w:val="1"/>
+      <w:numFmt w:val="bullet"/>
+      <w:lvlText w:val=""/>
+      <w:lvlJc w:val="left"/>
+      <w:pPr>
+        <w:tabs>
+          <w:tab w:val="num" w:pos="2160"/>
+        </w:tabs>
+        <w:ind w:left="2160" w:hanging="360"/>
+      </w:pPr>
+      <w:rPr>
+        <w:rFonts w:ascii="Wingdings" w:hAnsi="Wingdings" w:hint="default"/>
+        <w:sz w:val="20"/>
+      </w:rPr>
+    </w:lvl>
+    <w:lvl w:ilvl="3" w:tentative="1">
+      <w:start w:val="1"/>
+      <w:numFmt w:val="bullet"/>
+      <w:lvlText w:val=""/>
+      <w:lvlJc w:val="left"/>
+      <w:pPr>
+        <w:tabs>
+          <w:tab w:val="num" w:pos="2880"/>
+        </w:tabs>
+        <w:ind w:left="2880" w:hanging="360"/>
+      </w:pPr>
+      <w:rPr>
+        <w:rFonts w:ascii="Wingdings" w:hAnsi="Wingdings" w:hint="default"/>
+        <w:sz w:val="20"/>
+      </w:rPr>
+    </w:lvl>
+    <w:lvl w:ilvl="4" w:tentative="1">
+      <w:start w:val="1"/>
+      <w:numFmt w:val="bullet"/>
+      <w:lvlText w:val=""/>
+      <w:lvlJc w:val="left"/>
+      <w:pPr>
+        <w:tabs>
+          <w:tab w:val="num" w:pos="3600"/>
+        </w:tabs>
+        <w:ind w:left="3600" w:hanging="360"/>
+      </w:pPr>
+      <w:rPr>
+        <w:rFonts w:ascii="Wingdings" w:hAnsi="Wingdings" w:hint="default"/>
+        <w:sz w:val="20"/>
+      </w:rPr>
+    </w:lvl>
+    <w:lvl w:ilvl="5" w:tentative="1">
+      <w:start w:val="1"/>
+      <w:numFmt w:val="bullet"/>
+      <w:lvlText w:val=""/>
+      <w:lvlJc w:val="left"/>
+      <w:pPr>
+        <w:tabs>
+          <w:tab w:val="num" w:pos="4320"/>
+        </w:tabs>
+        <w:ind w:left="4320" w:hanging="360"/>
+      </w:pPr>
+      <w:rPr>
+        <w:rFonts w:ascii="Wingdings" w:hAnsi="Wingdings" w:hint="default"/>
+        <w:sz w:val="20"/>
+      </w:rPr>
+    </w:lvl>
+    <w:lvl w:ilvl="6" w:tentative="1">
+      <w:start w:val="1"/>
+      <w:numFmt w:val="bullet"/>
+      <w:lvlText w:val=""/>
+      <w:lvlJc w:val="left"/>
+      <w:pPr>
+        <w:tabs>
+          <w:tab w:val="num" w:pos="5040"/>
+        </w:tabs>
+        <w:ind w:left="5040" w:hanging="360"/>
+      </w:pPr>
+      <w:rPr>
+        <w:rFonts w:ascii="Wingdings" w:hAnsi="Wingdings" w:hint="default"/>
+        <w:sz w:val="20"/>
+      </w:rPr>
+    </w:lvl>
+    <w:lvl w:ilvl="7" w:tentative="1">
+      <w:start w:val="1"/>
+      <w:numFmt w:val="bullet"/>
+      <w:lvlText w:val=""/>
+      <w:lvlJc w:val="left"/>
+      <w:pPr>
+        <w:tabs>
+          <w:tab w:val="num" w:pos="5760"/>
+        </w:tabs>
+        <w:ind w:left="5760" w:hanging="360"/>
+      </w:pPr>
+      <w:rPr>
+        <w:rFonts w:ascii="Wingdings" w:hAnsi="Wingdings" w:hint="default"/>
+        <w:sz w:val="20"/>
+      </w:rPr>
+    </w:lvl>
+    <w:lvl w:ilvl="8" w:tentative="1">
+      <w:start w:val="1"/>
+      <w:numFmt w:val="bullet"/>
+      <w:lvlText w:val=""/>
+      <w:lvlJc w:val="left"/>
+      <w:pPr>
+        <w:tabs>
+          <w:tab w:val="num" w:pos="6480"/>
+        </w:tabs>
+        <w:ind w:left="6480" w:hanging="360"/>
+      </w:pPr>
+      <w:rPr>
+        <w:rFonts w:ascii="Wingdings" w:hAnsi="Wingdings" w:hint="default"/>
+        <w:sz w:val="20"/>
+      </w:rPr>
+    </w:lvl>
+  </w:abstractNum>
+  <w:abstractNum w:abstractNumId="3" w15:restartNumberingAfterBreak="0">
     <w:nsid w:val="15F5133C"/>
     <w:multiLevelType w:val="hybridMultilevel"/>
     <w:tmpl w:val="3EE8B56C"/>
@@ -1394,7 +1655,7 @@
       </w:pPr>
     </w:lvl>
   </w:abstractNum>
-  <w:abstractNum w:abstractNumId="2" w15:restartNumberingAfterBreak="0">
+  <w:abstractNum w:abstractNumId="4" w15:restartNumberingAfterBreak="0">
     <w:nsid w:val="173E5891"/>
     <w:multiLevelType w:val="hybridMultilevel"/>
     <w:tmpl w:val="D7D6D166"/>
@@ -1480,7 +1741,156 @@
       </w:pPr>
     </w:lvl>
   </w:abstractNum>
-  <w:abstractNum w:abstractNumId="3" w15:restartNumberingAfterBreak="0">
+  <w:abstractNum w:abstractNumId="5" w15:restartNumberingAfterBreak="0">
+    <w:nsid w:val="1E3C2254"/>
+    <w:multiLevelType w:val="multilevel"/>
+    <w:tmpl w:val="6B2C1718"/>
+    <w:lvl w:ilvl="0">
+      <w:start w:val="1"/>
+      <w:numFmt w:val="bullet"/>
+      <w:lvlText w:val=""/>
+      <w:lvlJc w:val="left"/>
+      <w:pPr>
+        <w:tabs>
+          <w:tab w:val="num" w:pos="720"/>
+        </w:tabs>
+        <w:ind w:left="720" w:hanging="360"/>
+      </w:pPr>
+      <w:rPr>
+        <w:rFonts w:ascii="Symbol" w:hAnsi="Symbol" w:hint="default"/>
+        <w:sz w:val="20"/>
+      </w:rPr>
+    </w:lvl>
+    <w:lvl w:ilvl="1" w:tentative="1">
+      <w:start w:val="1"/>
+      <w:numFmt w:val="bullet"/>
+      <w:lvlText w:val="o"/>
+      <w:lvlJc w:val="left"/>
+      <w:pPr>
+        <w:tabs>
+          <w:tab w:val="num" w:pos="1440"/>
+        </w:tabs>
+        <w:ind w:left="1440" w:hanging="360"/>
+      </w:pPr>
+      <w:rPr>
+        <w:rFonts w:ascii="Courier New" w:hAnsi="Courier New" w:hint="default"/>
+        <w:sz w:val="20"/>
+      </w:rPr>
+    </w:lvl>
+    <w:lvl w:ilvl="2" w:tentative="1">
+      <w:start w:val="1"/>
+      <w:numFmt w:val="bullet"/>
+      <w:lvlText w:val=""/>
+      <w:lvlJc w:val="left"/>
+      <w:pPr>
+        <w:tabs>
+          <w:tab w:val="num" w:pos="2160"/>
+        </w:tabs>
+        <w:ind w:left="2160" w:hanging="360"/>
+      </w:pPr>
+      <w:rPr>
+        <w:rFonts w:ascii="Wingdings" w:hAnsi="Wingdings" w:hint="default"/>
+        <w:sz w:val="20"/>
+      </w:rPr>
+    </w:lvl>
+    <w:lvl w:ilvl="3" w:tentative="1">
+      <w:start w:val="1"/>
+      <w:numFmt w:val="bullet"/>
+      <w:lvlText w:val=""/>
+      <w:lvlJc w:val="left"/>
+      <w:pPr>
+        <w:tabs>
+          <w:tab w:val="num" w:pos="2880"/>
+        </w:tabs>
+        <w:ind w:left="2880" w:hanging="360"/>
+      </w:pPr>
+      <w:rPr>
+        <w:rFonts w:ascii="Wingdings" w:hAnsi="Wingdings" w:hint="default"/>
+        <w:sz w:val="20"/>
+      </w:rPr>
+    </w:lvl>
+    <w:lvl w:ilvl="4" w:tentative="1">
+      <w:start w:val="1"/>
+      <w:numFmt w:val="bullet"/>
+      <w:lvlText w:val=""/>
+      <w:lvlJc w:val="left"/>
+      <w:pPr>
+        <w:tabs>
+          <w:tab w:val="num" w:pos="3600"/>
+        </w:tabs>
+        <w:ind w:left="3600" w:hanging="360"/>
+      </w:pPr>
+      <w:rPr>
+        <w:rFonts w:ascii="Wingdings" w:hAnsi="Wingdings" w:hint="default"/>
+        <w:sz w:val="20"/>
+      </w:rPr>
+    </w:lvl>
+    <w:lvl w:ilvl="5" w:tentative="1">
+      <w:start w:val="1"/>
+      <w:numFmt w:val="bullet"/>
+      <w:lvlText w:val=""/>
+      <w:lvlJc w:val="left"/>
+      <w:pPr>
+        <w:tabs>
+          <w:tab w:val="num" w:pos="4320"/>
+        </w:tabs>
+        <w:ind w:left="4320" w:hanging="360"/>
+      </w:pPr>
+      <w:rPr>
+        <w:rFonts w:ascii="Wingdings" w:hAnsi="Wingdings" w:hint="default"/>
+        <w:sz w:val="20"/>
+      </w:rPr>
+    </w:lvl>
+    <w:lvl w:ilvl="6" w:tentative="1">
+      <w:start w:val="1"/>
+      <w:numFmt w:val="bullet"/>
+      <w:lvlText w:val=""/>
+      <w:lvlJc w:val="left"/>
+      <w:pPr>
+        <w:tabs>
+          <w:tab w:val="num" w:pos="5040"/>
+        </w:tabs>
+        <w:ind w:left="5040" w:hanging="360"/>
+      </w:pPr>
+      <w:rPr>
+        <w:rFonts w:ascii="Wingdings" w:hAnsi="Wingdings" w:hint="default"/>
+        <w:sz w:val="20"/>
+      </w:rPr>
+    </w:lvl>
+    <w:lvl w:ilvl="7" w:tentative="1">
+      <w:start w:val="1"/>
+      <w:numFmt w:val="bullet"/>
+      <w:lvlText w:val=""/>
+      <w:lvlJc w:val="left"/>
+      <w:pPr>
+        <w:tabs>
+          <w:tab w:val="num" w:pos="5760"/>
+        </w:tabs>
+        <w:ind w:left="5760" w:hanging="360"/>
+      </w:pPr>
+      <w:rPr>
+        <w:rFonts w:ascii="Wingdings" w:hAnsi="Wingdings" w:hint="default"/>
+        <w:sz w:val="20"/>
+      </w:rPr>
+    </w:lvl>
+    <w:lvl w:ilvl="8" w:tentative="1">
+      <w:start w:val="1"/>
+      <w:numFmt w:val="bullet"/>
+      <w:lvlText w:val=""/>
+      <w:lvlJc w:val="left"/>
+      <w:pPr>
+        <w:tabs>
+          <w:tab w:val="num" w:pos="6480"/>
+        </w:tabs>
+        <w:ind w:left="6480" w:hanging="360"/>
+      </w:pPr>
+      <w:rPr>
+        <w:rFonts w:ascii="Wingdings" w:hAnsi="Wingdings" w:hint="default"/>
+        <w:sz w:val="20"/>
+      </w:rPr>
+    </w:lvl>
+  </w:abstractNum>
+  <w:abstractNum w:abstractNumId="6" w15:restartNumberingAfterBreak="0">
     <w:nsid w:val="21794670"/>
     <w:multiLevelType w:val="hybridMultilevel"/>
     <w:tmpl w:val="ACD4D582"/>
@@ -1569,7 +1979,829 @@
       </w:pPr>
     </w:lvl>
   </w:abstractNum>
-  <w:abstractNum w:abstractNumId="4" w15:restartNumberingAfterBreak="0">
+  <w:abstractNum w:abstractNumId="7" w15:restartNumberingAfterBreak="0">
+    <w:nsid w:val="226E0106"/>
+    <w:multiLevelType w:val="multilevel"/>
+    <w:tmpl w:val="F2DC8422"/>
+    <w:lvl w:ilvl="0">
+      <w:start w:val="1"/>
+      <w:numFmt w:val="bullet"/>
+      <w:lvlText w:val=""/>
+      <w:lvlJc w:val="left"/>
+      <w:pPr>
+        <w:tabs>
+          <w:tab w:val="num" w:pos="720"/>
+        </w:tabs>
+        <w:ind w:left="720" w:hanging="360"/>
+      </w:pPr>
+      <w:rPr>
+        <w:rFonts w:ascii="Symbol" w:hAnsi="Symbol" w:hint="default"/>
+        <w:sz w:val="20"/>
+      </w:rPr>
+    </w:lvl>
+    <w:lvl w:ilvl="1" w:tentative="1">
+      <w:start w:val="1"/>
+      <w:numFmt w:val="bullet"/>
+      <w:lvlText w:val="o"/>
+      <w:lvlJc w:val="left"/>
+      <w:pPr>
+        <w:tabs>
+          <w:tab w:val="num" w:pos="1440"/>
+        </w:tabs>
+        <w:ind w:left="1440" w:hanging="360"/>
+      </w:pPr>
+      <w:rPr>
+        <w:rFonts w:ascii="Courier New" w:hAnsi="Courier New" w:hint="default"/>
+        <w:sz w:val="20"/>
+      </w:rPr>
+    </w:lvl>
+    <w:lvl w:ilvl="2" w:tentative="1">
+      <w:start w:val="1"/>
+      <w:numFmt w:val="bullet"/>
+      <w:lvlText w:val=""/>
+      <w:lvlJc w:val="left"/>
+      <w:pPr>
+        <w:tabs>
+          <w:tab w:val="num" w:pos="2160"/>
+        </w:tabs>
+        <w:ind w:left="2160" w:hanging="360"/>
+      </w:pPr>
+      <w:rPr>
+        <w:rFonts w:ascii="Wingdings" w:hAnsi="Wingdings" w:hint="default"/>
+        <w:sz w:val="20"/>
+      </w:rPr>
+    </w:lvl>
+    <w:lvl w:ilvl="3" w:tentative="1">
+      <w:start w:val="1"/>
+      <w:numFmt w:val="bullet"/>
+      <w:lvlText w:val=""/>
+      <w:lvlJc w:val="left"/>
+      <w:pPr>
+        <w:tabs>
+          <w:tab w:val="num" w:pos="2880"/>
+        </w:tabs>
+        <w:ind w:left="2880" w:hanging="360"/>
+      </w:pPr>
+      <w:rPr>
+        <w:rFonts w:ascii="Wingdings" w:hAnsi="Wingdings" w:hint="default"/>
+        <w:sz w:val="20"/>
+      </w:rPr>
+    </w:lvl>
+    <w:lvl w:ilvl="4" w:tentative="1">
+      <w:start w:val="1"/>
+      <w:numFmt w:val="bullet"/>
+      <w:lvlText w:val=""/>
+      <w:lvlJc w:val="left"/>
+      <w:pPr>
+        <w:tabs>
+          <w:tab w:val="num" w:pos="3600"/>
+        </w:tabs>
+        <w:ind w:left="3600" w:hanging="360"/>
+      </w:pPr>
+      <w:rPr>
+        <w:rFonts w:ascii="Wingdings" w:hAnsi="Wingdings" w:hint="default"/>
+        <w:sz w:val="20"/>
+      </w:rPr>
+    </w:lvl>
+    <w:lvl w:ilvl="5" w:tentative="1">
+      <w:start w:val="1"/>
+      <w:numFmt w:val="bullet"/>
+      <w:lvlText w:val=""/>
+      <w:lvlJc w:val="left"/>
+      <w:pPr>
+        <w:tabs>
+          <w:tab w:val="num" w:pos="4320"/>
+        </w:tabs>
+        <w:ind w:left="4320" w:hanging="360"/>
+      </w:pPr>
+      <w:rPr>
+        <w:rFonts w:ascii="Wingdings" w:hAnsi="Wingdings" w:hint="default"/>
+        <w:sz w:val="20"/>
+      </w:rPr>
+    </w:lvl>
+    <w:lvl w:ilvl="6" w:tentative="1">
+      <w:start w:val="1"/>
+      <w:numFmt w:val="bullet"/>
+      <w:lvlText w:val=""/>
+      <w:lvlJc w:val="left"/>
+      <w:pPr>
+        <w:tabs>
+          <w:tab w:val="num" w:pos="5040"/>
+        </w:tabs>
+        <w:ind w:left="5040" w:hanging="360"/>
+      </w:pPr>
+      <w:rPr>
+        <w:rFonts w:ascii="Wingdings" w:hAnsi="Wingdings" w:hint="default"/>
+        <w:sz w:val="20"/>
+      </w:rPr>
+    </w:lvl>
+    <w:lvl w:ilvl="7" w:tentative="1">
+      <w:start w:val="1"/>
+      <w:numFmt w:val="bullet"/>
+      <w:lvlText w:val=""/>
+      <w:lvlJc w:val="left"/>
+      <w:pPr>
+        <w:tabs>
+          <w:tab w:val="num" w:pos="5760"/>
+        </w:tabs>
+        <w:ind w:left="5760" w:hanging="360"/>
+      </w:pPr>
+      <w:rPr>
+        <w:rFonts w:ascii="Wingdings" w:hAnsi="Wingdings" w:hint="default"/>
+        <w:sz w:val="20"/>
+      </w:rPr>
+    </w:lvl>
+    <w:lvl w:ilvl="8" w:tentative="1">
+      <w:start w:val="1"/>
+      <w:numFmt w:val="bullet"/>
+      <w:lvlText w:val=""/>
+      <w:lvlJc w:val="left"/>
+      <w:pPr>
+        <w:tabs>
+          <w:tab w:val="num" w:pos="6480"/>
+        </w:tabs>
+        <w:ind w:left="6480" w:hanging="360"/>
+      </w:pPr>
+      <w:rPr>
+        <w:rFonts w:ascii="Wingdings" w:hAnsi="Wingdings" w:hint="default"/>
+        <w:sz w:val="20"/>
+      </w:rPr>
+    </w:lvl>
+  </w:abstractNum>
+  <w:abstractNum w:abstractNumId="8" w15:restartNumberingAfterBreak="0">
+    <w:nsid w:val="2B6575E2"/>
+    <w:multiLevelType w:val="multilevel"/>
+    <w:tmpl w:val="4C20CE28"/>
+    <w:lvl w:ilvl="0">
+      <w:start w:val="1"/>
+      <w:numFmt w:val="bullet"/>
+      <w:lvlText w:val=""/>
+      <w:lvlJc w:val="left"/>
+      <w:pPr>
+        <w:tabs>
+          <w:tab w:val="num" w:pos="720"/>
+        </w:tabs>
+        <w:ind w:left="720" w:hanging="360"/>
+      </w:pPr>
+      <w:rPr>
+        <w:rFonts w:ascii="Symbol" w:hAnsi="Symbol" w:hint="default"/>
+        <w:sz w:val="20"/>
+      </w:rPr>
+    </w:lvl>
+    <w:lvl w:ilvl="1" w:tentative="1">
+      <w:start w:val="1"/>
+      <w:numFmt w:val="bullet"/>
+      <w:lvlText w:val="o"/>
+      <w:lvlJc w:val="left"/>
+      <w:pPr>
+        <w:tabs>
+          <w:tab w:val="num" w:pos="1440"/>
+        </w:tabs>
+        <w:ind w:left="1440" w:hanging="360"/>
+      </w:pPr>
+      <w:rPr>
+        <w:rFonts w:ascii="Courier New" w:hAnsi="Courier New" w:hint="default"/>
+        <w:sz w:val="20"/>
+      </w:rPr>
+    </w:lvl>
+    <w:lvl w:ilvl="2" w:tentative="1">
+      <w:start w:val="1"/>
+      <w:numFmt w:val="bullet"/>
+      <w:lvlText w:val=""/>
+      <w:lvlJc w:val="left"/>
+      <w:pPr>
+        <w:tabs>
+          <w:tab w:val="num" w:pos="2160"/>
+        </w:tabs>
+        <w:ind w:left="2160" w:hanging="360"/>
+      </w:pPr>
+      <w:rPr>
+        <w:rFonts w:ascii="Wingdings" w:hAnsi="Wingdings" w:hint="default"/>
+        <w:sz w:val="20"/>
+      </w:rPr>
+    </w:lvl>
+    <w:lvl w:ilvl="3" w:tentative="1">
+      <w:start w:val="1"/>
+      <w:numFmt w:val="bullet"/>
+      <w:lvlText w:val=""/>
+      <w:lvlJc w:val="left"/>
+      <w:pPr>
+        <w:tabs>
+          <w:tab w:val="num" w:pos="2880"/>
+        </w:tabs>
+        <w:ind w:left="2880" w:hanging="360"/>
+      </w:pPr>
+      <w:rPr>
+        <w:rFonts w:ascii="Wingdings" w:hAnsi="Wingdings" w:hint="default"/>
+        <w:sz w:val="20"/>
+      </w:rPr>
+    </w:lvl>
+    <w:lvl w:ilvl="4" w:tentative="1">
+      <w:start w:val="1"/>
+      <w:numFmt w:val="bullet"/>
+      <w:lvlText w:val=""/>
+      <w:lvlJc w:val="left"/>
+      <w:pPr>
+        <w:tabs>
+          <w:tab w:val="num" w:pos="3600"/>
+        </w:tabs>
+        <w:ind w:left="3600" w:hanging="360"/>
+      </w:pPr>
+      <w:rPr>
+        <w:rFonts w:ascii="Wingdings" w:hAnsi="Wingdings" w:hint="default"/>
+        <w:sz w:val="20"/>
+      </w:rPr>
+    </w:lvl>
+    <w:lvl w:ilvl="5" w:tentative="1">
+      <w:start w:val="1"/>
+      <w:numFmt w:val="bullet"/>
+      <w:lvlText w:val=""/>
+      <w:lvlJc w:val="left"/>
+      <w:pPr>
+        <w:tabs>
+          <w:tab w:val="num" w:pos="4320"/>
+        </w:tabs>
+        <w:ind w:left="4320" w:hanging="360"/>
+      </w:pPr>
+      <w:rPr>
+        <w:rFonts w:ascii="Wingdings" w:hAnsi="Wingdings" w:hint="default"/>
+        <w:sz w:val="20"/>
+      </w:rPr>
+    </w:lvl>
+    <w:lvl w:ilvl="6" w:tentative="1">
+      <w:start w:val="1"/>
+      <w:numFmt w:val="bullet"/>
+      <w:lvlText w:val=""/>
+      <w:lvlJc w:val="left"/>
+      <w:pPr>
+        <w:tabs>
+          <w:tab w:val="num" w:pos="5040"/>
+        </w:tabs>
+        <w:ind w:left="5040" w:hanging="360"/>
+      </w:pPr>
+      <w:rPr>
+        <w:rFonts w:ascii="Wingdings" w:hAnsi="Wingdings" w:hint="default"/>
+        <w:sz w:val="20"/>
+      </w:rPr>
+    </w:lvl>
+    <w:lvl w:ilvl="7" w:tentative="1">
+      <w:start w:val="1"/>
+      <w:numFmt w:val="bullet"/>
+      <w:lvlText w:val=""/>
+      <w:lvlJc w:val="left"/>
+      <w:pPr>
+        <w:tabs>
+          <w:tab w:val="num" w:pos="5760"/>
+        </w:tabs>
+        <w:ind w:left="5760" w:hanging="360"/>
+      </w:pPr>
+      <w:rPr>
+        <w:rFonts w:ascii="Wingdings" w:hAnsi="Wingdings" w:hint="default"/>
+        <w:sz w:val="20"/>
+      </w:rPr>
+    </w:lvl>
+    <w:lvl w:ilvl="8" w:tentative="1">
+      <w:start w:val="1"/>
+      <w:numFmt w:val="bullet"/>
+      <w:lvlText w:val=""/>
+      <w:lvlJc w:val="left"/>
+      <w:pPr>
+        <w:tabs>
+          <w:tab w:val="num" w:pos="6480"/>
+        </w:tabs>
+        <w:ind w:left="6480" w:hanging="360"/>
+      </w:pPr>
+      <w:rPr>
+        <w:rFonts w:ascii="Wingdings" w:hAnsi="Wingdings" w:hint="default"/>
+        <w:sz w:val="20"/>
+      </w:rPr>
+    </w:lvl>
+  </w:abstractNum>
+  <w:abstractNum w:abstractNumId="9" w15:restartNumberingAfterBreak="0">
+    <w:nsid w:val="2FA04EBD"/>
+    <w:multiLevelType w:val="multilevel"/>
+    <w:tmpl w:val="FE022C20"/>
+    <w:lvl w:ilvl="0">
+      <w:start w:val="1"/>
+      <w:numFmt w:val="bullet"/>
+      <w:lvlText w:val=""/>
+      <w:lvlJc w:val="left"/>
+      <w:pPr>
+        <w:tabs>
+          <w:tab w:val="num" w:pos="720"/>
+        </w:tabs>
+        <w:ind w:left="720" w:hanging="360"/>
+      </w:pPr>
+      <w:rPr>
+        <w:rFonts w:ascii="Symbol" w:hAnsi="Symbol" w:hint="default"/>
+        <w:sz w:val="20"/>
+      </w:rPr>
+    </w:lvl>
+    <w:lvl w:ilvl="1" w:tentative="1">
+      <w:start w:val="1"/>
+      <w:numFmt w:val="bullet"/>
+      <w:lvlText w:val="o"/>
+      <w:lvlJc w:val="left"/>
+      <w:pPr>
+        <w:tabs>
+          <w:tab w:val="num" w:pos="1440"/>
+        </w:tabs>
+        <w:ind w:left="1440" w:hanging="360"/>
+      </w:pPr>
+      <w:rPr>
+        <w:rFonts w:ascii="Courier New" w:hAnsi="Courier New" w:hint="default"/>
+        <w:sz w:val="20"/>
+      </w:rPr>
+    </w:lvl>
+    <w:lvl w:ilvl="2" w:tentative="1">
+      <w:start w:val="1"/>
+      <w:numFmt w:val="bullet"/>
+      <w:lvlText w:val=""/>
+      <w:lvlJc w:val="left"/>
+      <w:pPr>
+        <w:tabs>
+          <w:tab w:val="num" w:pos="2160"/>
+        </w:tabs>
+        <w:ind w:left="2160" w:hanging="360"/>
+      </w:pPr>
+      <w:rPr>
+        <w:rFonts w:ascii="Wingdings" w:hAnsi="Wingdings" w:hint="default"/>
+        <w:sz w:val="20"/>
+      </w:rPr>
+    </w:lvl>
+    <w:lvl w:ilvl="3" w:tentative="1">
+      <w:start w:val="1"/>
+      <w:numFmt w:val="bullet"/>
+      <w:lvlText w:val=""/>
+      <w:lvlJc w:val="left"/>
+      <w:pPr>
+        <w:tabs>
+          <w:tab w:val="num" w:pos="2880"/>
+        </w:tabs>
+        <w:ind w:left="2880" w:hanging="360"/>
+      </w:pPr>
+      <w:rPr>
+        <w:rFonts w:ascii="Wingdings" w:hAnsi="Wingdings" w:hint="default"/>
+        <w:sz w:val="20"/>
+      </w:rPr>
+    </w:lvl>
+    <w:lvl w:ilvl="4" w:tentative="1">
+      <w:start w:val="1"/>
+      <w:numFmt w:val="bullet"/>
+      <w:lvlText w:val=""/>
+      <w:lvlJc w:val="left"/>
+      <w:pPr>
+        <w:tabs>
+          <w:tab w:val="num" w:pos="3600"/>
+        </w:tabs>
+        <w:ind w:left="3600" w:hanging="360"/>
+      </w:pPr>
+      <w:rPr>
+        <w:rFonts w:ascii="Wingdings" w:hAnsi="Wingdings" w:hint="default"/>
+        <w:sz w:val="20"/>
+      </w:rPr>
+    </w:lvl>
+    <w:lvl w:ilvl="5" w:tentative="1">
+      <w:start w:val="1"/>
+      <w:numFmt w:val="bullet"/>
+      <w:lvlText w:val=""/>
+      <w:lvlJc w:val="left"/>
+      <w:pPr>
+        <w:tabs>
+          <w:tab w:val="num" w:pos="4320"/>
+        </w:tabs>
+        <w:ind w:left="4320" w:hanging="360"/>
+      </w:pPr>
+      <w:rPr>
+        <w:rFonts w:ascii="Wingdings" w:hAnsi="Wingdings" w:hint="default"/>
+        <w:sz w:val="20"/>
+      </w:rPr>
+    </w:lvl>
+    <w:lvl w:ilvl="6" w:tentative="1">
+      <w:start w:val="1"/>
+      <w:numFmt w:val="bullet"/>
+      <w:lvlText w:val=""/>
+      <w:lvlJc w:val="left"/>
+      <w:pPr>
+        <w:tabs>
+          <w:tab w:val="num" w:pos="5040"/>
+        </w:tabs>
+        <w:ind w:left="5040" w:hanging="360"/>
+      </w:pPr>
+      <w:rPr>
+        <w:rFonts w:ascii="Wingdings" w:hAnsi="Wingdings" w:hint="default"/>
+        <w:sz w:val="20"/>
+      </w:rPr>
+    </w:lvl>
+    <w:lvl w:ilvl="7" w:tentative="1">
+      <w:start w:val="1"/>
+      <w:numFmt w:val="bullet"/>
+      <w:lvlText w:val=""/>
+      <w:lvlJc w:val="left"/>
+      <w:pPr>
+        <w:tabs>
+          <w:tab w:val="num" w:pos="5760"/>
+        </w:tabs>
+        <w:ind w:left="5760" w:hanging="360"/>
+      </w:pPr>
+      <w:rPr>
+        <w:rFonts w:ascii="Wingdings" w:hAnsi="Wingdings" w:hint="default"/>
+        <w:sz w:val="20"/>
+      </w:rPr>
+    </w:lvl>
+    <w:lvl w:ilvl="8" w:tentative="1">
+      <w:start w:val="1"/>
+      <w:numFmt w:val="bullet"/>
+      <w:lvlText w:val=""/>
+      <w:lvlJc w:val="left"/>
+      <w:pPr>
+        <w:tabs>
+          <w:tab w:val="num" w:pos="6480"/>
+        </w:tabs>
+        <w:ind w:left="6480" w:hanging="360"/>
+      </w:pPr>
+      <w:rPr>
+        <w:rFonts w:ascii="Wingdings" w:hAnsi="Wingdings" w:hint="default"/>
+        <w:sz w:val="20"/>
+      </w:rPr>
+    </w:lvl>
+  </w:abstractNum>
+  <w:abstractNum w:abstractNumId="10" w15:restartNumberingAfterBreak="0">
+    <w:nsid w:val="323025E2"/>
+    <w:multiLevelType w:val="multilevel"/>
+    <w:tmpl w:val="168A1B84"/>
+    <w:lvl w:ilvl="0">
+      <w:start w:val="1"/>
+      <w:numFmt w:val="decimal"/>
+      <w:lvlText w:val="%1."/>
+      <w:lvlJc w:val="left"/>
+      <w:pPr>
+        <w:tabs>
+          <w:tab w:val="num" w:pos="720"/>
+        </w:tabs>
+        <w:ind w:left="720" w:hanging="360"/>
+      </w:pPr>
+    </w:lvl>
+    <w:lvl w:ilvl="1" w:tentative="1">
+      <w:start w:val="1"/>
+      <w:numFmt w:val="decimal"/>
+      <w:lvlText w:val="%2."/>
+      <w:lvlJc w:val="left"/>
+      <w:pPr>
+        <w:tabs>
+          <w:tab w:val="num" w:pos="1440"/>
+        </w:tabs>
+        <w:ind w:left="1440" w:hanging="360"/>
+      </w:pPr>
+    </w:lvl>
+    <w:lvl w:ilvl="2" w:tentative="1">
+      <w:start w:val="1"/>
+      <w:numFmt w:val="decimal"/>
+      <w:lvlText w:val="%3."/>
+      <w:lvlJc w:val="left"/>
+      <w:pPr>
+        <w:tabs>
+          <w:tab w:val="num" w:pos="2160"/>
+        </w:tabs>
+        <w:ind w:left="2160" w:hanging="360"/>
+      </w:pPr>
+    </w:lvl>
+    <w:lvl w:ilvl="3" w:tentative="1">
+      <w:start w:val="1"/>
+      <w:numFmt w:val="decimal"/>
+      <w:lvlText w:val="%4."/>
+      <w:lvlJc w:val="left"/>
+      <w:pPr>
+        <w:tabs>
+          <w:tab w:val="num" w:pos="2880"/>
+        </w:tabs>
+        <w:ind w:left="2880" w:hanging="360"/>
+      </w:pPr>
+    </w:lvl>
+    <w:lvl w:ilvl="4" w:tentative="1">
+      <w:start w:val="1"/>
+      <w:numFmt w:val="decimal"/>
+      <w:lvlText w:val="%5."/>
+      <w:lvlJc w:val="left"/>
+      <w:pPr>
+        <w:tabs>
+          <w:tab w:val="num" w:pos="3600"/>
+        </w:tabs>
+        <w:ind w:left="3600" w:hanging="360"/>
+      </w:pPr>
+    </w:lvl>
+    <w:lvl w:ilvl="5" w:tentative="1">
+      <w:start w:val="1"/>
+      <w:numFmt w:val="decimal"/>
+      <w:lvlText w:val="%6."/>
+      <w:lvlJc w:val="left"/>
+      <w:pPr>
+        <w:tabs>
+          <w:tab w:val="num" w:pos="4320"/>
+        </w:tabs>
+        <w:ind w:left="4320" w:hanging="360"/>
+      </w:pPr>
+    </w:lvl>
+    <w:lvl w:ilvl="6" w:tentative="1">
+      <w:start w:val="1"/>
+      <w:numFmt w:val="decimal"/>
+      <w:lvlText w:val="%7."/>
+      <w:lvlJc w:val="left"/>
+      <w:pPr>
+        <w:tabs>
+          <w:tab w:val="num" w:pos="5040"/>
+        </w:tabs>
+        <w:ind w:left="5040" w:hanging="360"/>
+      </w:pPr>
+    </w:lvl>
+    <w:lvl w:ilvl="7" w:tentative="1">
+      <w:start w:val="1"/>
+      <w:numFmt w:val="decimal"/>
+      <w:lvlText w:val="%8."/>
+      <w:lvlJc w:val="left"/>
+      <w:pPr>
+        <w:tabs>
+          <w:tab w:val="num" w:pos="5760"/>
+        </w:tabs>
+        <w:ind w:left="5760" w:hanging="360"/>
+      </w:pPr>
+    </w:lvl>
+    <w:lvl w:ilvl="8" w:tentative="1">
+      <w:start w:val="1"/>
+      <w:numFmt w:val="decimal"/>
+      <w:lvlText w:val="%9."/>
+      <w:lvlJc w:val="left"/>
+      <w:pPr>
+        <w:tabs>
+          <w:tab w:val="num" w:pos="6480"/>
+        </w:tabs>
+        <w:ind w:left="6480" w:hanging="360"/>
+      </w:pPr>
+    </w:lvl>
+  </w:abstractNum>
+  <w:abstractNum w:abstractNumId="11" w15:restartNumberingAfterBreak="0">
+    <w:nsid w:val="346722F7"/>
+    <w:multiLevelType w:val="multilevel"/>
+    <w:tmpl w:val="0EBEF950"/>
+    <w:lvl w:ilvl="0">
+      <w:start w:val="1"/>
+      <w:numFmt w:val="bullet"/>
+      <w:lvlText w:val=""/>
+      <w:lvlJc w:val="left"/>
+      <w:pPr>
+        <w:tabs>
+          <w:tab w:val="num" w:pos="720"/>
+        </w:tabs>
+        <w:ind w:left="720" w:hanging="360"/>
+      </w:pPr>
+      <w:rPr>
+        <w:rFonts w:ascii="Symbol" w:hAnsi="Symbol" w:hint="default"/>
+        <w:sz w:val="20"/>
+      </w:rPr>
+    </w:lvl>
+    <w:lvl w:ilvl="1" w:tentative="1">
+      <w:start w:val="1"/>
+      <w:numFmt w:val="bullet"/>
+      <w:lvlText w:val="o"/>
+      <w:lvlJc w:val="left"/>
+      <w:pPr>
+        <w:tabs>
+          <w:tab w:val="num" w:pos="1440"/>
+        </w:tabs>
+        <w:ind w:left="1440" w:hanging="360"/>
+      </w:pPr>
+      <w:rPr>
+        <w:rFonts w:ascii="Courier New" w:hAnsi="Courier New" w:hint="default"/>
+        <w:sz w:val="20"/>
+      </w:rPr>
+    </w:lvl>
+    <w:lvl w:ilvl="2" w:tentative="1">
+      <w:start w:val="1"/>
+      <w:numFmt w:val="bullet"/>
+      <w:lvlText w:val=""/>
+      <w:lvlJc w:val="left"/>
+      <w:pPr>
+        <w:tabs>
+          <w:tab w:val="num" w:pos="2160"/>
+        </w:tabs>
+        <w:ind w:left="2160" w:hanging="360"/>
+      </w:pPr>
+      <w:rPr>
+        <w:rFonts w:ascii="Wingdings" w:hAnsi="Wingdings" w:hint="default"/>
+        <w:sz w:val="20"/>
+      </w:rPr>
+    </w:lvl>
+    <w:lvl w:ilvl="3" w:tentative="1">
+      <w:start w:val="1"/>
+      <w:numFmt w:val="bullet"/>
+      <w:lvlText w:val=""/>
+      <w:lvlJc w:val="left"/>
+      <w:pPr>
+        <w:tabs>
+          <w:tab w:val="num" w:pos="2880"/>
+        </w:tabs>
+        <w:ind w:left="2880" w:hanging="360"/>
+      </w:pPr>
+      <w:rPr>
+        <w:rFonts w:ascii="Wingdings" w:hAnsi="Wingdings" w:hint="default"/>
+        <w:sz w:val="20"/>
+      </w:rPr>
+    </w:lvl>
+    <w:lvl w:ilvl="4" w:tentative="1">
+      <w:start w:val="1"/>
+      <w:numFmt w:val="bullet"/>
+      <w:lvlText w:val=""/>
+      <w:lvlJc w:val="left"/>
+      <w:pPr>
+        <w:tabs>
+          <w:tab w:val="num" w:pos="3600"/>
+        </w:tabs>
+        <w:ind w:left="3600" w:hanging="360"/>
+      </w:pPr>
+      <w:rPr>
+        <w:rFonts w:ascii="Wingdings" w:hAnsi="Wingdings" w:hint="default"/>
+        <w:sz w:val="20"/>
+      </w:rPr>
+    </w:lvl>
+    <w:lvl w:ilvl="5" w:tentative="1">
+      <w:start w:val="1"/>
+      <w:numFmt w:val="bullet"/>
+      <w:lvlText w:val=""/>
+      <w:lvlJc w:val="left"/>
+      <w:pPr>
+        <w:tabs>
+          <w:tab w:val="num" w:pos="4320"/>
+        </w:tabs>
+        <w:ind w:left="4320" w:hanging="360"/>
+      </w:pPr>
+      <w:rPr>
+        <w:rFonts w:ascii="Wingdings" w:hAnsi="Wingdings" w:hint="default"/>
+        <w:sz w:val="20"/>
+      </w:rPr>
+    </w:lvl>
+    <w:lvl w:ilvl="6" w:tentative="1">
+      <w:start w:val="1"/>
+      <w:numFmt w:val="bullet"/>
+      <w:lvlText w:val=""/>
+      <w:lvlJc w:val="left"/>
+      <w:pPr>
+        <w:tabs>
+          <w:tab w:val="num" w:pos="5040"/>
+        </w:tabs>
+        <w:ind w:left="5040" w:hanging="360"/>
+      </w:pPr>
+      <w:rPr>
+        <w:rFonts w:ascii="Wingdings" w:hAnsi="Wingdings" w:hint="default"/>
+        <w:sz w:val="20"/>
+      </w:rPr>
+    </w:lvl>
+    <w:lvl w:ilvl="7" w:tentative="1">
+      <w:start w:val="1"/>
+      <w:numFmt w:val="bullet"/>
+      <w:lvlText w:val=""/>
+      <w:lvlJc w:val="left"/>
+      <w:pPr>
+        <w:tabs>
+          <w:tab w:val="num" w:pos="5760"/>
+        </w:tabs>
+        <w:ind w:left="5760" w:hanging="360"/>
+      </w:pPr>
+      <w:rPr>
+        <w:rFonts w:ascii="Wingdings" w:hAnsi="Wingdings" w:hint="default"/>
+        <w:sz w:val="20"/>
+      </w:rPr>
+    </w:lvl>
+    <w:lvl w:ilvl="8" w:tentative="1">
+      <w:start w:val="1"/>
+      <w:numFmt w:val="bullet"/>
+      <w:lvlText w:val=""/>
+      <w:lvlJc w:val="left"/>
+      <w:pPr>
+        <w:tabs>
+          <w:tab w:val="num" w:pos="6480"/>
+        </w:tabs>
+        <w:ind w:left="6480" w:hanging="360"/>
+      </w:pPr>
+      <w:rPr>
+        <w:rFonts w:ascii="Wingdings" w:hAnsi="Wingdings" w:hint="default"/>
+        <w:sz w:val="20"/>
+      </w:rPr>
+    </w:lvl>
+  </w:abstractNum>
+  <w:abstractNum w:abstractNumId="12" w15:restartNumberingAfterBreak="0">
+    <w:nsid w:val="37F86035"/>
+    <w:multiLevelType w:val="multilevel"/>
+    <w:tmpl w:val="23BADC46"/>
+    <w:lvl w:ilvl="0">
+      <w:start w:val="1"/>
+      <w:numFmt w:val="decimal"/>
+      <w:lvlText w:val="%1."/>
+      <w:lvlJc w:val="left"/>
+      <w:pPr>
+        <w:tabs>
+          <w:tab w:val="num" w:pos="720"/>
+        </w:tabs>
+        <w:ind w:left="720" w:hanging="360"/>
+      </w:pPr>
+    </w:lvl>
+    <w:lvl w:ilvl="1" w:tentative="1">
+      <w:start w:val="1"/>
+      <w:numFmt w:val="decimal"/>
+      <w:lvlText w:val="%2."/>
+      <w:lvlJc w:val="left"/>
+      <w:pPr>
+        <w:tabs>
+          <w:tab w:val="num" w:pos="1440"/>
+        </w:tabs>
+        <w:ind w:left="1440" w:hanging="360"/>
+      </w:pPr>
+    </w:lvl>
+    <w:lvl w:ilvl="2" w:tentative="1">
+      <w:start w:val="1"/>
+      <w:numFmt w:val="decimal"/>
+      <w:lvlText w:val="%3."/>
+      <w:lvlJc w:val="left"/>
+      <w:pPr>
+        <w:tabs>
+          <w:tab w:val="num" w:pos="2160"/>
+        </w:tabs>
+        <w:ind w:left="2160" w:hanging="360"/>
+      </w:pPr>
+    </w:lvl>
+    <w:lvl w:ilvl="3" w:tentative="1">
+      <w:start w:val="1"/>
+      <w:numFmt w:val="decimal"/>
+      <w:lvlText w:val="%4."/>
+      <w:lvlJc w:val="left"/>
+      <w:pPr>
+        <w:tabs>
+          <w:tab w:val="num" w:pos="2880"/>
+        </w:tabs>
+        <w:ind w:left="2880" w:hanging="360"/>
+      </w:pPr>
+    </w:lvl>
+    <w:lvl w:ilvl="4" w:tentative="1">
+      <w:start w:val="1"/>
+      <w:numFmt w:val="decimal"/>
+      <w:lvlText w:val="%5."/>
+      <w:lvlJc w:val="left"/>
+      <w:pPr>
+        <w:tabs>
+          <w:tab w:val="num" w:pos="3600"/>
+        </w:tabs>
+        <w:ind w:left="3600" w:hanging="360"/>
+      </w:pPr>
+    </w:lvl>
+    <w:lvl w:ilvl="5" w:tentative="1">
+      <w:start w:val="1"/>
+      <w:numFmt w:val="decimal"/>
+      <w:lvlText w:val="%6."/>
+      <w:lvlJc w:val="left"/>
+      <w:pPr>
+        <w:tabs>
+          <w:tab w:val="num" w:pos="4320"/>
+        </w:tabs>
+        <w:ind w:left="4320" w:hanging="360"/>
+      </w:pPr>
+    </w:lvl>
+    <w:lvl w:ilvl="6" w:tentative="1">
+      <w:start w:val="1"/>
+      <w:numFmt w:val="decimal"/>
+      <w:lvlText w:val="%7."/>
+      <w:lvlJc w:val="left"/>
+      <w:pPr>
+        <w:tabs>
+          <w:tab w:val="num" w:pos="5040"/>
+        </w:tabs>
+        <w:ind w:left="5040" w:hanging="360"/>
+      </w:pPr>
+    </w:lvl>
+    <w:lvl w:ilvl="7" w:tentative="1">
+      <w:start w:val="1"/>
+      <w:numFmt w:val="decimal"/>
+      <w:lvlText w:val="%8."/>
+      <w:lvlJc w:val="left"/>
+      <w:pPr>
+        <w:tabs>
+          <w:tab w:val="num" w:pos="5760"/>
+        </w:tabs>
+        <w:ind w:left="5760" w:hanging="360"/>
+      </w:pPr>
+    </w:lvl>
+    <w:lvl w:ilvl="8" w:tentative="1">
+      <w:start w:val="1"/>
+      <w:numFmt w:val="decimal"/>
+      <w:lvlText w:val="%9."/>
+      <w:lvlJc w:val="left"/>
+      <w:pPr>
+        <w:tabs>
+          <w:tab w:val="num" w:pos="6480"/>
+        </w:tabs>
+        <w:ind w:left="6480" w:hanging="360"/>
+      </w:pPr>
+    </w:lvl>
+  </w:abstractNum>
+  <w:abstractNum w:abstractNumId="13" w15:restartNumberingAfterBreak="0">
     <w:nsid w:val="493F3A91"/>
     <w:multiLevelType w:val="hybridMultilevel"/>
     <w:tmpl w:val="0EB47FA2"/>
@@ -1781,7 +3013,870 @@
       </w:rPr>
     </w:lvl>
   </w:abstractNum>
-  <w:abstractNum w:abstractNumId="5" w15:restartNumberingAfterBreak="0">
+  <w:abstractNum w:abstractNumId="14" w15:restartNumberingAfterBreak="0">
+    <w:nsid w:val="5FD361DB"/>
+    <w:multiLevelType w:val="multilevel"/>
+    <w:tmpl w:val="D534E808"/>
+    <w:lvl w:ilvl="0">
+      <w:start w:val="1"/>
+      <w:numFmt w:val="decimal"/>
+      <w:lvlText w:val="%1."/>
+      <w:lvlJc w:val="left"/>
+      <w:pPr>
+        <w:tabs>
+          <w:tab w:val="num" w:pos="720"/>
+        </w:tabs>
+        <w:ind w:left="720" w:hanging="360"/>
+      </w:pPr>
+    </w:lvl>
+    <w:lvl w:ilvl="1" w:tentative="1">
+      <w:start w:val="1"/>
+      <w:numFmt w:val="decimal"/>
+      <w:lvlText w:val="%2."/>
+      <w:lvlJc w:val="left"/>
+      <w:pPr>
+        <w:tabs>
+          <w:tab w:val="num" w:pos="1440"/>
+        </w:tabs>
+        <w:ind w:left="1440" w:hanging="360"/>
+      </w:pPr>
+    </w:lvl>
+    <w:lvl w:ilvl="2" w:tentative="1">
+      <w:start w:val="1"/>
+      <w:numFmt w:val="decimal"/>
+      <w:lvlText w:val="%3."/>
+      <w:lvlJc w:val="left"/>
+      <w:pPr>
+        <w:tabs>
+          <w:tab w:val="num" w:pos="2160"/>
+        </w:tabs>
+        <w:ind w:left="2160" w:hanging="360"/>
+      </w:pPr>
+    </w:lvl>
+    <w:lvl w:ilvl="3" w:tentative="1">
+      <w:start w:val="1"/>
+      <w:numFmt w:val="decimal"/>
+      <w:lvlText w:val="%4."/>
+      <w:lvlJc w:val="left"/>
+      <w:pPr>
+        <w:tabs>
+          <w:tab w:val="num" w:pos="2880"/>
+        </w:tabs>
+        <w:ind w:left="2880" w:hanging="360"/>
+      </w:pPr>
+    </w:lvl>
+    <w:lvl w:ilvl="4" w:tentative="1">
+      <w:start w:val="1"/>
+      <w:numFmt w:val="decimal"/>
+      <w:lvlText w:val="%5."/>
+      <w:lvlJc w:val="left"/>
+      <w:pPr>
+        <w:tabs>
+          <w:tab w:val="num" w:pos="3600"/>
+        </w:tabs>
+        <w:ind w:left="3600" w:hanging="360"/>
+      </w:pPr>
+    </w:lvl>
+    <w:lvl w:ilvl="5" w:tentative="1">
+      <w:start w:val="1"/>
+      <w:numFmt w:val="decimal"/>
+      <w:lvlText w:val="%6."/>
+      <w:lvlJc w:val="left"/>
+      <w:pPr>
+        <w:tabs>
+          <w:tab w:val="num" w:pos="4320"/>
+        </w:tabs>
+        <w:ind w:left="4320" w:hanging="360"/>
+      </w:pPr>
+    </w:lvl>
+    <w:lvl w:ilvl="6" w:tentative="1">
+      <w:start w:val="1"/>
+      <w:numFmt w:val="decimal"/>
+      <w:lvlText w:val="%7."/>
+      <w:lvlJc w:val="left"/>
+      <w:pPr>
+        <w:tabs>
+          <w:tab w:val="num" w:pos="5040"/>
+        </w:tabs>
+        <w:ind w:left="5040" w:hanging="360"/>
+      </w:pPr>
+    </w:lvl>
+    <w:lvl w:ilvl="7" w:tentative="1">
+      <w:start w:val="1"/>
+      <w:numFmt w:val="decimal"/>
+      <w:lvlText w:val="%8."/>
+      <w:lvlJc w:val="left"/>
+      <w:pPr>
+        <w:tabs>
+          <w:tab w:val="num" w:pos="5760"/>
+        </w:tabs>
+        <w:ind w:left="5760" w:hanging="360"/>
+      </w:pPr>
+    </w:lvl>
+    <w:lvl w:ilvl="8" w:tentative="1">
+      <w:start w:val="1"/>
+      <w:numFmt w:val="decimal"/>
+      <w:lvlText w:val="%9."/>
+      <w:lvlJc w:val="left"/>
+      <w:pPr>
+        <w:tabs>
+          <w:tab w:val="num" w:pos="6480"/>
+        </w:tabs>
+        <w:ind w:left="6480" w:hanging="360"/>
+      </w:pPr>
+    </w:lvl>
+  </w:abstractNum>
+  <w:abstractNum w:abstractNumId="15" w15:restartNumberingAfterBreak="0">
+    <w:nsid w:val="62227ABF"/>
+    <w:multiLevelType w:val="multilevel"/>
+    <w:tmpl w:val="8566187E"/>
+    <w:lvl w:ilvl="0">
+      <w:start w:val="1"/>
+      <w:numFmt w:val="bullet"/>
+      <w:lvlText w:val=""/>
+      <w:lvlJc w:val="left"/>
+      <w:pPr>
+        <w:tabs>
+          <w:tab w:val="num" w:pos="720"/>
+        </w:tabs>
+        <w:ind w:left="720" w:hanging="360"/>
+      </w:pPr>
+      <w:rPr>
+        <w:rFonts w:ascii="Symbol" w:hAnsi="Symbol" w:hint="default"/>
+        <w:sz w:val="20"/>
+      </w:rPr>
+    </w:lvl>
+    <w:lvl w:ilvl="1" w:tentative="1">
+      <w:start w:val="1"/>
+      <w:numFmt w:val="bullet"/>
+      <w:lvlText w:val="o"/>
+      <w:lvlJc w:val="left"/>
+      <w:pPr>
+        <w:tabs>
+          <w:tab w:val="num" w:pos="1440"/>
+        </w:tabs>
+        <w:ind w:left="1440" w:hanging="360"/>
+      </w:pPr>
+      <w:rPr>
+        <w:rFonts w:ascii="Courier New" w:hAnsi="Courier New" w:hint="default"/>
+        <w:sz w:val="20"/>
+      </w:rPr>
+    </w:lvl>
+    <w:lvl w:ilvl="2" w:tentative="1">
+      <w:start w:val="1"/>
+      <w:numFmt w:val="bullet"/>
+      <w:lvlText w:val=""/>
+      <w:lvlJc w:val="left"/>
+      <w:pPr>
+        <w:tabs>
+          <w:tab w:val="num" w:pos="2160"/>
+        </w:tabs>
+        <w:ind w:left="2160" w:hanging="360"/>
+      </w:pPr>
+      <w:rPr>
+        <w:rFonts w:ascii="Wingdings" w:hAnsi="Wingdings" w:hint="default"/>
+        <w:sz w:val="20"/>
+      </w:rPr>
+    </w:lvl>
+    <w:lvl w:ilvl="3" w:tentative="1">
+      <w:start w:val="1"/>
+      <w:numFmt w:val="bullet"/>
+      <w:lvlText w:val=""/>
+      <w:lvlJc w:val="left"/>
+      <w:pPr>
+        <w:tabs>
+          <w:tab w:val="num" w:pos="2880"/>
+        </w:tabs>
+        <w:ind w:left="2880" w:hanging="360"/>
+      </w:pPr>
+      <w:rPr>
+        <w:rFonts w:ascii="Wingdings" w:hAnsi="Wingdings" w:hint="default"/>
+        <w:sz w:val="20"/>
+      </w:rPr>
+    </w:lvl>
+    <w:lvl w:ilvl="4" w:tentative="1">
+      <w:start w:val="1"/>
+      <w:numFmt w:val="bullet"/>
+      <w:lvlText w:val=""/>
+      <w:lvlJc w:val="left"/>
+      <w:pPr>
+        <w:tabs>
+          <w:tab w:val="num" w:pos="3600"/>
+        </w:tabs>
+        <w:ind w:left="3600" w:hanging="360"/>
+      </w:pPr>
+      <w:rPr>
+        <w:rFonts w:ascii="Wingdings" w:hAnsi="Wingdings" w:hint="default"/>
+        <w:sz w:val="20"/>
+      </w:rPr>
+    </w:lvl>
+    <w:lvl w:ilvl="5" w:tentative="1">
+      <w:start w:val="1"/>
+      <w:numFmt w:val="bullet"/>
+      <w:lvlText w:val=""/>
+      <w:lvlJc w:val="left"/>
+      <w:pPr>
+        <w:tabs>
+          <w:tab w:val="num" w:pos="4320"/>
+        </w:tabs>
+        <w:ind w:left="4320" w:hanging="360"/>
+      </w:pPr>
+      <w:rPr>
+        <w:rFonts w:ascii="Wingdings" w:hAnsi="Wingdings" w:hint="default"/>
+        <w:sz w:val="20"/>
+      </w:rPr>
+    </w:lvl>
+    <w:lvl w:ilvl="6" w:tentative="1">
+      <w:start w:val="1"/>
+      <w:numFmt w:val="bullet"/>
+      <w:lvlText w:val=""/>
+      <w:lvlJc w:val="left"/>
+      <w:pPr>
+        <w:tabs>
+          <w:tab w:val="num" w:pos="5040"/>
+        </w:tabs>
+        <w:ind w:left="5040" w:hanging="360"/>
+      </w:pPr>
+      <w:rPr>
+        <w:rFonts w:ascii="Wingdings" w:hAnsi="Wingdings" w:hint="default"/>
+        <w:sz w:val="20"/>
+      </w:rPr>
+    </w:lvl>
+    <w:lvl w:ilvl="7" w:tentative="1">
+      <w:start w:val="1"/>
+      <w:numFmt w:val="bullet"/>
+      <w:lvlText w:val=""/>
+      <w:lvlJc w:val="left"/>
+      <w:pPr>
+        <w:tabs>
+          <w:tab w:val="num" w:pos="5760"/>
+        </w:tabs>
+        <w:ind w:left="5760" w:hanging="360"/>
+      </w:pPr>
+      <w:rPr>
+        <w:rFonts w:ascii="Wingdings" w:hAnsi="Wingdings" w:hint="default"/>
+        <w:sz w:val="20"/>
+      </w:rPr>
+    </w:lvl>
+    <w:lvl w:ilvl="8" w:tentative="1">
+      <w:start w:val="1"/>
+      <w:numFmt w:val="bullet"/>
+      <w:lvlText w:val=""/>
+      <w:lvlJc w:val="left"/>
+      <w:pPr>
+        <w:tabs>
+          <w:tab w:val="num" w:pos="6480"/>
+        </w:tabs>
+        <w:ind w:left="6480" w:hanging="360"/>
+      </w:pPr>
+      <w:rPr>
+        <w:rFonts w:ascii="Wingdings" w:hAnsi="Wingdings" w:hint="default"/>
+        <w:sz w:val="20"/>
+      </w:rPr>
+    </w:lvl>
+  </w:abstractNum>
+  <w:abstractNum w:abstractNumId="16" w15:restartNumberingAfterBreak="0">
+    <w:nsid w:val="64060129"/>
+    <w:multiLevelType w:val="multilevel"/>
+    <w:tmpl w:val="3C62D916"/>
+    <w:lvl w:ilvl="0">
+      <w:start w:val="1"/>
+      <w:numFmt w:val="decimal"/>
+      <w:lvlText w:val="%1."/>
+      <w:lvlJc w:val="left"/>
+      <w:pPr>
+        <w:tabs>
+          <w:tab w:val="num" w:pos="720"/>
+        </w:tabs>
+        <w:ind w:left="720" w:hanging="360"/>
+      </w:pPr>
+    </w:lvl>
+    <w:lvl w:ilvl="1" w:tentative="1">
+      <w:start w:val="1"/>
+      <w:numFmt w:val="decimal"/>
+      <w:lvlText w:val="%2."/>
+      <w:lvlJc w:val="left"/>
+      <w:pPr>
+        <w:tabs>
+          <w:tab w:val="num" w:pos="1440"/>
+        </w:tabs>
+        <w:ind w:left="1440" w:hanging="360"/>
+      </w:pPr>
+    </w:lvl>
+    <w:lvl w:ilvl="2" w:tentative="1">
+      <w:start w:val="1"/>
+      <w:numFmt w:val="decimal"/>
+      <w:lvlText w:val="%3."/>
+      <w:lvlJc w:val="left"/>
+      <w:pPr>
+        <w:tabs>
+          <w:tab w:val="num" w:pos="2160"/>
+        </w:tabs>
+        <w:ind w:left="2160" w:hanging="360"/>
+      </w:pPr>
+    </w:lvl>
+    <w:lvl w:ilvl="3" w:tentative="1">
+      <w:start w:val="1"/>
+      <w:numFmt w:val="decimal"/>
+      <w:lvlText w:val="%4."/>
+      <w:lvlJc w:val="left"/>
+      <w:pPr>
+        <w:tabs>
+          <w:tab w:val="num" w:pos="2880"/>
+        </w:tabs>
+        <w:ind w:left="2880" w:hanging="360"/>
+      </w:pPr>
+    </w:lvl>
+    <w:lvl w:ilvl="4" w:tentative="1">
+      <w:start w:val="1"/>
+      <w:numFmt w:val="decimal"/>
+      <w:lvlText w:val="%5."/>
+      <w:lvlJc w:val="left"/>
+      <w:pPr>
+        <w:tabs>
+          <w:tab w:val="num" w:pos="3600"/>
+        </w:tabs>
+        <w:ind w:left="3600" w:hanging="360"/>
+      </w:pPr>
+    </w:lvl>
+    <w:lvl w:ilvl="5" w:tentative="1">
+      <w:start w:val="1"/>
+      <w:numFmt w:val="decimal"/>
+      <w:lvlText w:val="%6."/>
+      <w:lvlJc w:val="left"/>
+      <w:pPr>
+        <w:tabs>
+          <w:tab w:val="num" w:pos="4320"/>
+        </w:tabs>
+        <w:ind w:left="4320" w:hanging="360"/>
+      </w:pPr>
+    </w:lvl>
+    <w:lvl w:ilvl="6" w:tentative="1">
+      <w:start w:val="1"/>
+      <w:numFmt w:val="decimal"/>
+      <w:lvlText w:val="%7."/>
+      <w:lvlJc w:val="left"/>
+      <w:pPr>
+        <w:tabs>
+          <w:tab w:val="num" w:pos="5040"/>
+        </w:tabs>
+        <w:ind w:left="5040" w:hanging="360"/>
+      </w:pPr>
+    </w:lvl>
+    <w:lvl w:ilvl="7" w:tentative="1">
+      <w:start w:val="1"/>
+      <w:numFmt w:val="decimal"/>
+      <w:lvlText w:val="%8."/>
+      <w:lvlJc w:val="left"/>
+      <w:pPr>
+        <w:tabs>
+          <w:tab w:val="num" w:pos="5760"/>
+        </w:tabs>
+        <w:ind w:left="5760" w:hanging="360"/>
+      </w:pPr>
+    </w:lvl>
+    <w:lvl w:ilvl="8" w:tentative="1">
+      <w:start w:val="1"/>
+      <w:numFmt w:val="decimal"/>
+      <w:lvlText w:val="%9."/>
+      <w:lvlJc w:val="left"/>
+      <w:pPr>
+        <w:tabs>
+          <w:tab w:val="num" w:pos="6480"/>
+        </w:tabs>
+        <w:ind w:left="6480" w:hanging="360"/>
+      </w:pPr>
+    </w:lvl>
+  </w:abstractNum>
+  <w:abstractNum w:abstractNumId="17" w15:restartNumberingAfterBreak="0">
+    <w:nsid w:val="696E6568"/>
+    <w:multiLevelType w:val="multilevel"/>
+    <w:tmpl w:val="2E4EB6A2"/>
+    <w:lvl w:ilvl="0">
+      <w:start w:val="1"/>
+      <w:numFmt w:val="bullet"/>
+      <w:lvlText w:val=""/>
+      <w:lvlJc w:val="left"/>
+      <w:pPr>
+        <w:tabs>
+          <w:tab w:val="num" w:pos="720"/>
+        </w:tabs>
+        <w:ind w:left="720" w:hanging="360"/>
+      </w:pPr>
+      <w:rPr>
+        <w:rFonts w:ascii="Symbol" w:hAnsi="Symbol" w:hint="default"/>
+        <w:sz w:val="20"/>
+      </w:rPr>
+    </w:lvl>
+    <w:lvl w:ilvl="1" w:tentative="1">
+      <w:start w:val="1"/>
+      <w:numFmt w:val="bullet"/>
+      <w:lvlText w:val="o"/>
+      <w:lvlJc w:val="left"/>
+      <w:pPr>
+        <w:tabs>
+          <w:tab w:val="num" w:pos="1440"/>
+        </w:tabs>
+        <w:ind w:left="1440" w:hanging="360"/>
+      </w:pPr>
+      <w:rPr>
+        <w:rFonts w:ascii="Courier New" w:hAnsi="Courier New" w:hint="default"/>
+        <w:sz w:val="20"/>
+      </w:rPr>
+    </w:lvl>
+    <w:lvl w:ilvl="2" w:tentative="1">
+      <w:start w:val="1"/>
+      <w:numFmt w:val="bullet"/>
+      <w:lvlText w:val=""/>
+      <w:lvlJc w:val="left"/>
+      <w:pPr>
+        <w:tabs>
+          <w:tab w:val="num" w:pos="2160"/>
+        </w:tabs>
+        <w:ind w:left="2160" w:hanging="360"/>
+      </w:pPr>
+      <w:rPr>
+        <w:rFonts w:ascii="Wingdings" w:hAnsi="Wingdings" w:hint="default"/>
+        <w:sz w:val="20"/>
+      </w:rPr>
+    </w:lvl>
+    <w:lvl w:ilvl="3" w:tentative="1">
+      <w:start w:val="1"/>
+      <w:numFmt w:val="bullet"/>
+      <w:lvlText w:val=""/>
+      <w:lvlJc w:val="left"/>
+      <w:pPr>
+        <w:tabs>
+          <w:tab w:val="num" w:pos="2880"/>
+        </w:tabs>
+        <w:ind w:left="2880" w:hanging="360"/>
+      </w:pPr>
+      <w:rPr>
+        <w:rFonts w:ascii="Wingdings" w:hAnsi="Wingdings" w:hint="default"/>
+        <w:sz w:val="20"/>
+      </w:rPr>
+    </w:lvl>
+    <w:lvl w:ilvl="4" w:tentative="1">
+      <w:start w:val="1"/>
+      <w:numFmt w:val="bullet"/>
+      <w:lvlText w:val=""/>
+      <w:lvlJc w:val="left"/>
+      <w:pPr>
+        <w:tabs>
+          <w:tab w:val="num" w:pos="3600"/>
+        </w:tabs>
+        <w:ind w:left="3600" w:hanging="360"/>
+      </w:pPr>
+      <w:rPr>
+        <w:rFonts w:ascii="Wingdings" w:hAnsi="Wingdings" w:hint="default"/>
+        <w:sz w:val="20"/>
+      </w:rPr>
+    </w:lvl>
+    <w:lvl w:ilvl="5" w:tentative="1">
+      <w:start w:val="1"/>
+      <w:numFmt w:val="bullet"/>
+      <w:lvlText w:val=""/>
+      <w:lvlJc w:val="left"/>
+      <w:pPr>
+        <w:tabs>
+          <w:tab w:val="num" w:pos="4320"/>
+        </w:tabs>
+        <w:ind w:left="4320" w:hanging="360"/>
+      </w:pPr>
+      <w:rPr>
+        <w:rFonts w:ascii="Wingdings" w:hAnsi="Wingdings" w:hint="default"/>
+        <w:sz w:val="20"/>
+      </w:rPr>
+    </w:lvl>
+    <w:lvl w:ilvl="6" w:tentative="1">
+      <w:start w:val="1"/>
+      <w:numFmt w:val="bullet"/>
+      <w:lvlText w:val=""/>
+      <w:lvlJc w:val="left"/>
+      <w:pPr>
+        <w:tabs>
+          <w:tab w:val="num" w:pos="5040"/>
+        </w:tabs>
+        <w:ind w:left="5040" w:hanging="360"/>
+      </w:pPr>
+      <w:rPr>
+        <w:rFonts w:ascii="Wingdings" w:hAnsi="Wingdings" w:hint="default"/>
+        <w:sz w:val="20"/>
+      </w:rPr>
+    </w:lvl>
+    <w:lvl w:ilvl="7" w:tentative="1">
+      <w:start w:val="1"/>
+      <w:numFmt w:val="bullet"/>
+      <w:lvlText w:val=""/>
+      <w:lvlJc w:val="left"/>
+      <w:pPr>
+        <w:tabs>
+          <w:tab w:val="num" w:pos="5760"/>
+        </w:tabs>
+        <w:ind w:left="5760" w:hanging="360"/>
+      </w:pPr>
+      <w:rPr>
+        <w:rFonts w:ascii="Wingdings" w:hAnsi="Wingdings" w:hint="default"/>
+        <w:sz w:val="20"/>
+      </w:rPr>
+    </w:lvl>
+    <w:lvl w:ilvl="8" w:tentative="1">
+      <w:start w:val="1"/>
+      <w:numFmt w:val="bullet"/>
+      <w:lvlText w:val=""/>
+      <w:lvlJc w:val="left"/>
+      <w:pPr>
+        <w:tabs>
+          <w:tab w:val="num" w:pos="6480"/>
+        </w:tabs>
+        <w:ind w:left="6480" w:hanging="360"/>
+      </w:pPr>
+      <w:rPr>
+        <w:rFonts w:ascii="Wingdings" w:hAnsi="Wingdings" w:hint="default"/>
+        <w:sz w:val="20"/>
+      </w:rPr>
+    </w:lvl>
+  </w:abstractNum>
+  <w:abstractNum w:abstractNumId="18" w15:restartNumberingAfterBreak="0">
+    <w:nsid w:val="6BCE7B71"/>
+    <w:multiLevelType w:val="multilevel"/>
+    <w:tmpl w:val="D9AC4EB4"/>
+    <w:lvl w:ilvl="0">
+      <w:start w:val="1"/>
+      <w:numFmt w:val="decimal"/>
+      <w:lvlText w:val="%1."/>
+      <w:lvlJc w:val="left"/>
+      <w:pPr>
+        <w:tabs>
+          <w:tab w:val="num" w:pos="720"/>
+        </w:tabs>
+        <w:ind w:left="720" w:hanging="360"/>
+      </w:pPr>
+    </w:lvl>
+    <w:lvl w:ilvl="1" w:tentative="1">
+      <w:start w:val="1"/>
+      <w:numFmt w:val="decimal"/>
+      <w:lvlText w:val="%2."/>
+      <w:lvlJc w:val="left"/>
+      <w:pPr>
+        <w:tabs>
+          <w:tab w:val="num" w:pos="1440"/>
+        </w:tabs>
+        <w:ind w:left="1440" w:hanging="360"/>
+      </w:pPr>
+    </w:lvl>
+    <w:lvl w:ilvl="2" w:tentative="1">
+      <w:start w:val="1"/>
+      <w:numFmt w:val="decimal"/>
+      <w:lvlText w:val="%3."/>
+      <w:lvlJc w:val="left"/>
+      <w:pPr>
+        <w:tabs>
+          <w:tab w:val="num" w:pos="2160"/>
+        </w:tabs>
+        <w:ind w:left="2160" w:hanging="360"/>
+      </w:pPr>
+    </w:lvl>
+    <w:lvl w:ilvl="3" w:tentative="1">
+      <w:start w:val="1"/>
+      <w:numFmt w:val="decimal"/>
+      <w:lvlText w:val="%4."/>
+      <w:lvlJc w:val="left"/>
+      <w:pPr>
+        <w:tabs>
+          <w:tab w:val="num" w:pos="2880"/>
+        </w:tabs>
+        <w:ind w:left="2880" w:hanging="360"/>
+      </w:pPr>
+    </w:lvl>
+    <w:lvl w:ilvl="4" w:tentative="1">
+      <w:start w:val="1"/>
+      <w:numFmt w:val="decimal"/>
+      <w:lvlText w:val="%5."/>
+      <w:lvlJc w:val="left"/>
+      <w:pPr>
+        <w:tabs>
+          <w:tab w:val="num" w:pos="3600"/>
+        </w:tabs>
+        <w:ind w:left="3600" w:hanging="360"/>
+      </w:pPr>
+    </w:lvl>
+    <w:lvl w:ilvl="5" w:tentative="1">
+      <w:start w:val="1"/>
+      <w:numFmt w:val="decimal"/>
+      <w:lvlText w:val="%6."/>
+      <w:lvlJc w:val="left"/>
+      <w:pPr>
+        <w:tabs>
+          <w:tab w:val="num" w:pos="4320"/>
+        </w:tabs>
+        <w:ind w:left="4320" w:hanging="360"/>
+      </w:pPr>
+    </w:lvl>
+    <w:lvl w:ilvl="6" w:tentative="1">
+      <w:start w:val="1"/>
+      <w:numFmt w:val="decimal"/>
+      <w:lvlText w:val="%7."/>
+      <w:lvlJc w:val="left"/>
+      <w:pPr>
+        <w:tabs>
+          <w:tab w:val="num" w:pos="5040"/>
+        </w:tabs>
+        <w:ind w:left="5040" w:hanging="360"/>
+      </w:pPr>
+    </w:lvl>
+    <w:lvl w:ilvl="7" w:tentative="1">
+      <w:start w:val="1"/>
+      <w:numFmt w:val="decimal"/>
+      <w:lvlText w:val="%8."/>
+      <w:lvlJc w:val="left"/>
+      <w:pPr>
+        <w:tabs>
+          <w:tab w:val="num" w:pos="5760"/>
+        </w:tabs>
+        <w:ind w:left="5760" w:hanging="360"/>
+      </w:pPr>
+    </w:lvl>
+    <w:lvl w:ilvl="8" w:tentative="1">
+      <w:start w:val="1"/>
+      <w:numFmt w:val="decimal"/>
+      <w:lvlText w:val="%9."/>
+      <w:lvlJc w:val="left"/>
+      <w:pPr>
+        <w:tabs>
+          <w:tab w:val="num" w:pos="6480"/>
+        </w:tabs>
+        <w:ind w:left="6480" w:hanging="360"/>
+      </w:pPr>
+    </w:lvl>
+  </w:abstractNum>
+  <w:abstractNum w:abstractNumId="19" w15:restartNumberingAfterBreak="0">
+    <w:nsid w:val="6DF35191"/>
+    <w:multiLevelType w:val="multilevel"/>
+    <w:tmpl w:val="DBA8389C"/>
+    <w:lvl w:ilvl="0">
+      <w:start w:val="1"/>
+      <w:numFmt w:val="decimal"/>
+      <w:lvlText w:val="%1."/>
+      <w:lvlJc w:val="left"/>
+      <w:pPr>
+        <w:tabs>
+          <w:tab w:val="num" w:pos="720"/>
+        </w:tabs>
+        <w:ind w:left="720" w:hanging="360"/>
+      </w:pPr>
+    </w:lvl>
+    <w:lvl w:ilvl="1" w:tentative="1">
+      <w:start w:val="1"/>
+      <w:numFmt w:val="decimal"/>
+      <w:lvlText w:val="%2."/>
+      <w:lvlJc w:val="left"/>
+      <w:pPr>
+        <w:tabs>
+          <w:tab w:val="num" w:pos="1440"/>
+        </w:tabs>
+        <w:ind w:left="1440" w:hanging="360"/>
+      </w:pPr>
+    </w:lvl>
+    <w:lvl w:ilvl="2" w:tentative="1">
+      <w:start w:val="1"/>
+      <w:numFmt w:val="decimal"/>
+      <w:lvlText w:val="%3."/>
+      <w:lvlJc w:val="left"/>
+      <w:pPr>
+        <w:tabs>
+          <w:tab w:val="num" w:pos="2160"/>
+        </w:tabs>
+        <w:ind w:left="2160" w:hanging="360"/>
+      </w:pPr>
+    </w:lvl>
+    <w:lvl w:ilvl="3" w:tentative="1">
+      <w:start w:val="1"/>
+      <w:numFmt w:val="decimal"/>
+      <w:lvlText w:val="%4."/>
+      <w:lvlJc w:val="left"/>
+      <w:pPr>
+        <w:tabs>
+          <w:tab w:val="num" w:pos="2880"/>
+        </w:tabs>
+        <w:ind w:left="2880" w:hanging="360"/>
+      </w:pPr>
+    </w:lvl>
+    <w:lvl w:ilvl="4" w:tentative="1">
+      <w:start w:val="1"/>
+      <w:numFmt w:val="decimal"/>
+      <w:lvlText w:val="%5."/>
+      <w:lvlJc w:val="left"/>
+      <w:pPr>
+        <w:tabs>
+          <w:tab w:val="num" w:pos="3600"/>
+        </w:tabs>
+        <w:ind w:left="3600" w:hanging="360"/>
+      </w:pPr>
+    </w:lvl>
+    <w:lvl w:ilvl="5" w:tentative="1">
+      <w:start w:val="1"/>
+      <w:numFmt w:val="decimal"/>
+      <w:lvlText w:val="%6."/>
+      <w:lvlJc w:val="left"/>
+      <w:pPr>
+        <w:tabs>
+          <w:tab w:val="num" w:pos="4320"/>
+        </w:tabs>
+        <w:ind w:left="4320" w:hanging="360"/>
+      </w:pPr>
+    </w:lvl>
+    <w:lvl w:ilvl="6" w:tentative="1">
+      <w:start w:val="1"/>
+      <w:numFmt w:val="decimal"/>
+      <w:lvlText w:val="%7."/>
+      <w:lvlJc w:val="left"/>
+      <w:pPr>
+        <w:tabs>
+          <w:tab w:val="num" w:pos="5040"/>
+        </w:tabs>
+        <w:ind w:left="5040" w:hanging="360"/>
+      </w:pPr>
+    </w:lvl>
+    <w:lvl w:ilvl="7" w:tentative="1">
+      <w:start w:val="1"/>
+      <w:numFmt w:val="decimal"/>
+      <w:lvlText w:val="%8."/>
+      <w:lvlJc w:val="left"/>
+      <w:pPr>
+        <w:tabs>
+          <w:tab w:val="num" w:pos="5760"/>
+        </w:tabs>
+        <w:ind w:left="5760" w:hanging="360"/>
+      </w:pPr>
+    </w:lvl>
+    <w:lvl w:ilvl="8" w:tentative="1">
+      <w:start w:val="1"/>
+      <w:numFmt w:val="decimal"/>
+      <w:lvlText w:val="%9."/>
+      <w:lvlJc w:val="left"/>
+      <w:pPr>
+        <w:tabs>
+          <w:tab w:val="num" w:pos="6480"/>
+        </w:tabs>
+        <w:ind w:left="6480" w:hanging="360"/>
+      </w:pPr>
+    </w:lvl>
+  </w:abstractNum>
+  <w:abstractNum w:abstractNumId="20" w15:restartNumberingAfterBreak="0">
+    <w:nsid w:val="7A5C5E7B"/>
+    <w:multiLevelType w:val="multilevel"/>
+    <w:tmpl w:val="D1C4C72E"/>
+    <w:lvl w:ilvl="0">
+      <w:start w:val="1"/>
+      <w:numFmt w:val="decimal"/>
+      <w:lvlText w:val="%1."/>
+      <w:lvlJc w:val="left"/>
+      <w:pPr>
+        <w:tabs>
+          <w:tab w:val="num" w:pos="720"/>
+        </w:tabs>
+        <w:ind w:left="720" w:hanging="360"/>
+      </w:pPr>
+    </w:lvl>
+    <w:lvl w:ilvl="1" w:tentative="1">
+      <w:start w:val="1"/>
+      <w:numFmt w:val="decimal"/>
+      <w:lvlText w:val="%2."/>
+      <w:lvlJc w:val="left"/>
+      <w:pPr>
+        <w:tabs>
+          <w:tab w:val="num" w:pos="1440"/>
+        </w:tabs>
+        <w:ind w:left="1440" w:hanging="360"/>
+      </w:pPr>
+    </w:lvl>
+    <w:lvl w:ilvl="2" w:tentative="1">
+      <w:start w:val="1"/>
+      <w:numFmt w:val="decimal"/>
+      <w:lvlText w:val="%3."/>
+      <w:lvlJc w:val="left"/>
+      <w:pPr>
+        <w:tabs>
+          <w:tab w:val="num" w:pos="2160"/>
+        </w:tabs>
+        <w:ind w:left="2160" w:hanging="360"/>
+      </w:pPr>
+    </w:lvl>
+    <w:lvl w:ilvl="3" w:tentative="1">
+      <w:start w:val="1"/>
+      <w:numFmt w:val="decimal"/>
+      <w:lvlText w:val="%4."/>
+      <w:lvlJc w:val="left"/>
+      <w:pPr>
+        <w:tabs>
+          <w:tab w:val="num" w:pos="2880"/>
+        </w:tabs>
+        <w:ind w:left="2880" w:hanging="360"/>
+      </w:pPr>
+    </w:lvl>
+    <w:lvl w:ilvl="4" w:tentative="1">
+      <w:start w:val="1"/>
+      <w:numFmt w:val="decimal"/>
+      <w:lvlText w:val="%5."/>
+      <w:lvlJc w:val="left"/>
+      <w:pPr>
+        <w:tabs>
+          <w:tab w:val="num" w:pos="3600"/>
+        </w:tabs>
+        <w:ind w:left="3600" w:hanging="360"/>
+      </w:pPr>
+    </w:lvl>
+    <w:lvl w:ilvl="5" w:tentative="1">
+      <w:start w:val="1"/>
+      <w:numFmt w:val="decimal"/>
+      <w:lvlText w:val="%6."/>
+      <w:lvlJc w:val="left"/>
+      <w:pPr>
+        <w:tabs>
+          <w:tab w:val="num" w:pos="4320"/>
+        </w:tabs>
+        <w:ind w:left="4320" w:hanging="360"/>
+      </w:pPr>
+    </w:lvl>
+    <w:lvl w:ilvl="6" w:tentative="1">
+      <w:start w:val="1"/>
+      <w:numFmt w:val="decimal"/>
+      <w:lvlText w:val="%7."/>
+      <w:lvlJc w:val="left"/>
+      <w:pPr>
+        <w:tabs>
+          <w:tab w:val="num" w:pos="5040"/>
+        </w:tabs>
+        <w:ind w:left="5040" w:hanging="360"/>
+      </w:pPr>
+    </w:lvl>
+    <w:lvl w:ilvl="7" w:tentative="1">
+      <w:start w:val="1"/>
+      <w:numFmt w:val="decimal"/>
+      <w:lvlText w:val="%8."/>
+      <w:lvlJc w:val="left"/>
+      <w:pPr>
+        <w:tabs>
+          <w:tab w:val="num" w:pos="5760"/>
+        </w:tabs>
+        <w:ind w:left="5760" w:hanging="360"/>
+      </w:pPr>
+    </w:lvl>
+    <w:lvl w:ilvl="8" w:tentative="1">
+      <w:start w:val="1"/>
+      <w:numFmt w:val="decimal"/>
+      <w:lvlText w:val="%9."/>
+      <w:lvlJc w:val="left"/>
+      <w:pPr>
+        <w:tabs>
+          <w:tab w:val="num" w:pos="6480"/>
+        </w:tabs>
+        <w:ind w:left="6480" w:hanging="360"/>
+      </w:pPr>
+    </w:lvl>
+  </w:abstractNum>
+  <w:abstractNum w:abstractNumId="21" w15:restartNumberingAfterBreak="0">
     <w:nsid w:val="7E0565C7"/>
     <w:multiLevelType w:val="hybridMultilevel"/>
     <w:tmpl w:val="B78ABAA2"/>
@@ -1868,22 +3963,70 @@
     </w:lvl>
   </w:abstractNum>
   <w:num w:numId="1">
+    <w:abstractNumId w:val="13"/>
+  </w:num>
+  <w:num w:numId="2">
+    <w:abstractNumId w:val="21"/>
+  </w:num>
+  <w:num w:numId="3">
     <w:abstractNumId w:val="4"/>
   </w:num>
-  <w:num w:numId="2">
+  <w:num w:numId="4">
+    <w:abstractNumId w:val="6"/>
+  </w:num>
+  <w:num w:numId="5">
+    <w:abstractNumId w:val="1"/>
+  </w:num>
+  <w:num w:numId="6">
+    <w:abstractNumId w:val="3"/>
+  </w:num>
+  <w:num w:numId="7">
+    <w:abstractNumId w:val="7"/>
+  </w:num>
+  <w:num w:numId="8">
+    <w:abstractNumId w:val="15"/>
+  </w:num>
+  <w:num w:numId="9">
+    <w:abstractNumId w:val="11"/>
+  </w:num>
+  <w:num w:numId="10">
+    <w:abstractNumId w:val="17"/>
+  </w:num>
+  <w:num w:numId="11">
+    <w:abstractNumId w:val="0"/>
+  </w:num>
+  <w:num w:numId="12">
+    <w:abstractNumId w:val="8"/>
+  </w:num>
+  <w:num w:numId="13">
+    <w:abstractNumId w:val="2"/>
+  </w:num>
+  <w:num w:numId="14">
     <w:abstractNumId w:val="5"/>
   </w:num>
-  <w:num w:numId="3">
-    <w:abstractNumId w:val="2"/>
+  <w:num w:numId="15">
+    <w:abstractNumId w:val="9"/>
   </w:num>
-  <w:num w:numId="4">
-    <w:abstractNumId w:val="3"/>
+  <w:num w:numId="16">
+    <w:abstractNumId w:val="18"/>
   </w:num>
-  <w:num w:numId="5">
-    <w:abstractNumId w:val="0"/>
+  <w:num w:numId="17">
+    <w:abstractNumId w:val="12"/>
   </w:num>
-  <w:num w:numId="6">
-    <w:abstractNumId w:val="1"/>
+  <w:num w:numId="18">
+    <w:abstractNumId w:val="19"/>
+  </w:num>
+  <w:num w:numId="19">
+    <w:abstractNumId w:val="16"/>
+  </w:num>
+  <w:num w:numId="20">
+    <w:abstractNumId w:val="10"/>
+  </w:num>
+  <w:num w:numId="21">
+    <w:abstractNumId w:val="14"/>
+  </w:num>
+  <w:num w:numId="22">
+    <w:abstractNumId w:val="20"/>
   </w:num>
 </w:numbering>
 </file>
@@ -2355,6 +4498,28 @@
       <w:szCs w:val="28"/>
     </w:rPr>
   </w:style>
+  <w:style w:type="paragraph" w:styleId="Heading4">
+    <w:name w:val="heading 4"/>
+    <w:basedOn w:val="Normal"/>
+    <w:next w:val="Normal"/>
+    <w:link w:val="Heading4Char"/>
+    <w:uiPriority w:val="9"/>
+    <w:unhideWhenUsed/>
+    <w:qFormat/>
+    <w:rsid w:val="00CB086A"/>
+    <w:pPr>
+      <w:keepNext/>
+      <w:keepLines/>
+      <w:spacing w:before="40" w:after="0"/>
+      <w:outlineLvl w:val="3"/>
+    </w:pPr>
+    <w:rPr>
+      <w:rFonts w:asciiTheme="majorHAnsi" w:eastAsiaTheme="majorEastAsia" w:hAnsiTheme="majorHAnsi" w:cstheme="majorBidi"/>
+      <w:i/>
+      <w:iCs/>
+      <w:color w:val="0F4761" w:themeColor="accent1" w:themeShade="BF"/>
+    </w:rPr>
+  </w:style>
   <w:style w:type="character" w:default="1" w:styleId="DefaultParagraphFont">
     <w:name w:val="Default Paragraph Font"/>
     <w:uiPriority w:val="1"/>
@@ -2493,6 +4658,139 @@
       <w:color w:val="000000"/>
       <w:sz w:val="22"/>
     </w:rPr>
+  </w:style>
+  <w:style w:type="character" w:styleId="Strong">
+    <w:name w:val="Strong"/>
+    <w:basedOn w:val="DefaultParagraphFont"/>
+    <w:uiPriority w:val="22"/>
+    <w:qFormat/>
+    <w:rsid w:val="00443F85"/>
+    <w:rPr>
+      <w:b/>
+      <w:bCs/>
+    </w:rPr>
+  </w:style>
+  <w:style w:type="character" w:customStyle="1" w:styleId="typetext">
+    <w:name w:val="typetext"/>
+    <w:basedOn w:val="DefaultParagraphFont"/>
+    <w:rsid w:val="00443F85"/>
+  </w:style>
+  <w:style w:type="paragraph" w:styleId="NormalWeb">
+    <w:name w:val="Normal (Web)"/>
+    <w:basedOn w:val="Normal"/>
+    <w:uiPriority w:val="99"/>
+    <w:unhideWhenUsed/>
+    <w:rsid w:val="00443F85"/>
+    <w:pPr>
+      <w:spacing w:before="100" w:beforeAutospacing="1" w:after="100" w:afterAutospacing="1" w:line="240" w:lineRule="auto"/>
+    </w:pPr>
+    <w:rPr>
+      <w:rFonts w:ascii="Times New Roman" w:eastAsia="Times New Roman" w:hAnsi="Times New Roman" w:cs="Times New Roman"/>
+      <w:color w:val="auto"/>
+      <w:kern w:val="0"/>
+      <w:sz w:val="24"/>
+      <w:lang w:val="en-US" w:eastAsia="en-US"/>
+      <w14:ligatures w14:val="none"/>
+    </w:rPr>
+  </w:style>
+  <w:style w:type="character" w:customStyle="1" w:styleId="Heading4Char">
+    <w:name w:val="Heading 4 Char"/>
+    <w:basedOn w:val="DefaultParagraphFont"/>
+    <w:link w:val="Heading4"/>
+    <w:uiPriority w:val="9"/>
+    <w:rsid w:val="00CB086A"/>
+    <w:rPr>
+      <w:rFonts w:asciiTheme="majorHAnsi" w:eastAsiaTheme="majorEastAsia" w:hAnsiTheme="majorHAnsi" w:cstheme="majorBidi"/>
+      <w:i/>
+      <w:iCs/>
+      <w:color w:val="0F4761" w:themeColor="accent1" w:themeShade="BF"/>
+      <w:sz w:val="22"/>
+    </w:rPr>
+  </w:style>
+  <w:style w:type="character" w:customStyle="1" w:styleId="pln">
+    <w:name w:val="pln"/>
+    <w:basedOn w:val="DefaultParagraphFont"/>
+    <w:rsid w:val="00CB086A"/>
+  </w:style>
+  <w:style w:type="character" w:customStyle="1" w:styleId="pun">
+    <w:name w:val="pun"/>
+    <w:basedOn w:val="DefaultParagraphFont"/>
+    <w:rsid w:val="00CB086A"/>
+  </w:style>
+  <w:style w:type="character" w:customStyle="1" w:styleId="com">
+    <w:name w:val="com"/>
+    <w:basedOn w:val="DefaultParagraphFont"/>
+    <w:rsid w:val="00CB086A"/>
+  </w:style>
+  <w:style w:type="paragraph" w:styleId="HTMLPreformatted">
+    <w:name w:val="HTML Preformatted"/>
+    <w:basedOn w:val="Normal"/>
+    <w:link w:val="HTMLPreformattedChar"/>
+    <w:uiPriority w:val="99"/>
+    <w:semiHidden/>
+    <w:unhideWhenUsed/>
+    <w:rsid w:val="00BB7B90"/>
+    <w:pPr>
+      <w:tabs>
+        <w:tab w:val="left" w:pos="916"/>
+        <w:tab w:val="left" w:pos="1832"/>
+        <w:tab w:val="left" w:pos="2748"/>
+        <w:tab w:val="left" w:pos="3664"/>
+        <w:tab w:val="left" w:pos="4580"/>
+        <w:tab w:val="left" w:pos="5496"/>
+        <w:tab w:val="left" w:pos="6412"/>
+        <w:tab w:val="left" w:pos="7328"/>
+        <w:tab w:val="left" w:pos="8244"/>
+        <w:tab w:val="left" w:pos="9160"/>
+        <w:tab w:val="left" w:pos="10076"/>
+        <w:tab w:val="left" w:pos="10992"/>
+        <w:tab w:val="left" w:pos="11908"/>
+        <w:tab w:val="left" w:pos="12824"/>
+        <w:tab w:val="left" w:pos="13740"/>
+        <w:tab w:val="left" w:pos="14656"/>
+      </w:tabs>
+      <w:spacing w:after="0" w:line="240" w:lineRule="auto"/>
+    </w:pPr>
+    <w:rPr>
+      <w:rFonts w:ascii="Courier New" w:eastAsia="Times New Roman" w:hAnsi="Courier New" w:cs="Courier New"/>
+      <w:color w:val="auto"/>
+      <w:kern w:val="0"/>
+      <w:sz w:val="20"/>
+      <w:szCs w:val="20"/>
+      <w:lang w:val="en-US" w:eastAsia="en-US"/>
+      <w14:ligatures w14:val="none"/>
+    </w:rPr>
+  </w:style>
+  <w:style w:type="character" w:customStyle="1" w:styleId="HTMLPreformattedChar">
+    <w:name w:val="HTML Preformatted Char"/>
+    <w:basedOn w:val="DefaultParagraphFont"/>
+    <w:link w:val="HTMLPreformatted"/>
+    <w:uiPriority w:val="99"/>
+    <w:semiHidden/>
+    <w:rsid w:val="00BB7B90"/>
+    <w:rPr>
+      <w:rFonts w:ascii="Courier New" w:eastAsia="Times New Roman" w:hAnsi="Courier New" w:cs="Courier New"/>
+      <w:kern w:val="0"/>
+      <w:sz w:val="20"/>
+      <w:szCs w:val="20"/>
+      <w:lang w:val="en-US" w:eastAsia="en-US"/>
+      <w14:ligatures w14:val="none"/>
+    </w:rPr>
+  </w:style>
+  <w:style w:type="character" w:customStyle="1" w:styleId="Title1">
+    <w:name w:val="Title1"/>
+    <w:basedOn w:val="DefaultParagraphFont"/>
+    <w:rsid w:val="00BB7B90"/>
+  </w:style>
+  <w:style w:type="character" w:customStyle="1" w:styleId="typ">
+    <w:name w:val="typ"/>
+    <w:basedOn w:val="DefaultParagraphFont"/>
+    <w:rsid w:val="00BB7B90"/>
+  </w:style>
+  <w:style w:type="character" w:customStyle="1" w:styleId="str">
+    <w:name w:val="str"/>
+    <w:basedOn w:val="DefaultParagraphFont"/>
+    <w:rsid w:val="00BB7B90"/>
   </w:style>
 </w:styles>
 </file>
